--- a/assets/templates/docx/contract_paid_50_50_ru.docx
+++ b/assets/templates/docx/contract_paid_50_50_ru.docx
@@ -4,7 +4,8 @@
   <w:body>
     <w:p>
       <w:pPr>
-        <w:pStyle w:val="aa"/>
+        <w:pStyle w:val="NoSpacing"/>
+        <w:ind w:firstLine="402"/>
         <w:jc w:val="center"/>
         <w:rPr>
           <w:rFonts w:ascii="Times New Roman" w:hAnsi="Times New Roman" w:cs="Times New Roman"/>
@@ -29,7 +30,8 @@
     </w:p>
     <w:p>
       <w:pPr>
-        <w:pStyle w:val="aa"/>
+        <w:pStyle w:val="NoSpacing"/>
+        <w:ind w:firstLine="402"/>
         <w:jc w:val="center"/>
         <w:rPr>
           <w:rFonts w:ascii="Times New Roman" w:hAnsi="Times New Roman" w:cs="Times New Roman"/>
@@ -76,7 +78,8 @@
     </w:p>
     <w:p>
       <w:pPr>
-        <w:pStyle w:val="aa"/>
+        <w:pStyle w:val="NoSpacing"/>
+        <w:ind w:firstLine="402"/>
         <w:jc w:val="center"/>
         <w:rPr>
           <w:rFonts w:ascii="Times New Roman" w:hAnsi="Times New Roman" w:cs="Times New Roman"/>
@@ -155,22 +158,22 @@
     </w:p>
     <w:p>
       <w:pPr>
-        <w:pStyle w:val="aa"/>
-        <w:jc w:val="both"/>
-        <w:rPr>
-          <w:rFonts w:ascii="Times New Roman" w:hAnsi="Times New Roman" w:cs="Times New Roman"/>
-          <w:color w:val="000000"/>
-          <w:sz w:val="20"/>
-          <w:szCs w:val="20"/>
-          <w:lang w:eastAsia="ru-RU"/>
-        </w:rPr>
-      </w:pPr>
-    </w:p>
-    <w:p>
-      <w:pPr>
-        <w:pStyle w:val="aa"/>
+        <w:pStyle w:val="NoSpacing"/>
+        <w:jc w:val="both"/>
+        <w:rPr>
+          <w:rFonts w:ascii="Times New Roman" w:hAnsi="Times New Roman" w:cs="Times New Roman"/>
+          <w:color w:val="000000"/>
+          <w:sz w:val="20"/>
+          <w:szCs w:val="20"/>
+          <w:lang w:eastAsia="ru-RU"/>
+        </w:rPr>
+      </w:pPr>
+    </w:p>
+    <w:p>
+      <w:pPr>
+        <w:pStyle w:val="NoSpacing"/>
         <w:ind w:firstLineChars="200" w:firstLine="400"/>
-        <w:jc w:val="both"/>
+        <w:jc w:val="right"/>
         <w:rPr>
           <w:rFonts w:ascii="Times New Roman" w:hAnsi="Times New Roman" w:cs="Times New Roman"/>
           <w:color w:val="000000"/>
@@ -227,7 +230,7 @@
           <w:szCs w:val="20"/>
           <w:lang w:val="kk-KZ" w:eastAsia="ru-RU"/>
         </w:rPr>
-        <w:t xml:space="preserve">              </w:t>
+        <w:t xml:space="preserve"> </w:t>
       </w:r>
       <w:r>
         <w:rPr>
@@ -237,6 +240,26 @@
           <w:szCs w:val="20"/>
           <w:lang w:val="en-US" w:eastAsia="ru-RU"/>
         </w:rPr>
+        <w:t xml:space="preserve">          </w:t>
+      </w:r>
+      <w:r>
+        <w:rPr>
+          <w:rFonts w:ascii="Times New Roman" w:hAnsi="Times New Roman" w:cs="Times New Roman"/>
+          <w:color w:val="000000"/>
+          <w:sz w:val="20"/>
+          <w:szCs w:val="20"/>
+          <w:lang w:val="kk-KZ" w:eastAsia="ru-RU"/>
+        </w:rPr>
+        <w:t xml:space="preserve">             </w:t>
+      </w:r>
+      <w:r>
+        <w:rPr>
+          <w:rFonts w:ascii="Times New Roman" w:hAnsi="Times New Roman" w:cs="Times New Roman"/>
+          <w:color w:val="000000"/>
+          <w:sz w:val="20"/>
+          <w:szCs w:val="20"/>
+          <w:lang w:val="en-US" w:eastAsia="ru-RU"/>
+        </w:rPr>
         <w:t xml:space="preserve">     </w:t>
       </w:r>
       <w:r>
@@ -325,7 +348,7 @@
           <w:color w:val="000000"/>
           <w:sz w:val="20"/>
           <w:szCs w:val="20"/>
-          <w:lang w:eastAsia="ru-RU"/>
+          <w:lang w:val="en-US" w:eastAsia="ru-RU"/>
         </w:rPr>
         <w:t xml:space="preserve">   </w:t>
       </w:r>
@@ -337,12 +360,22 @@
           <w:szCs w:val="20"/>
           <w:lang w:val="en-US" w:eastAsia="ru-RU"/>
         </w:rPr>
+        <w:t xml:space="preserve">         </w:t>
+      </w:r>
+      <w:r>
+        <w:rPr>
+          <w:rFonts w:ascii="Times New Roman" w:hAnsi="Times New Roman" w:cs="Times New Roman"/>
+          <w:color w:val="000000"/>
+          <w:sz w:val="20"/>
+          <w:szCs w:val="20"/>
+          <w:lang w:val="en-US" w:eastAsia="ru-RU"/>
+        </w:rPr>
         <w:t>{{CONTRACT_DATE_TEXT}}</w:t>
       </w:r>
     </w:p>
     <w:p>
       <w:pPr>
-        <w:pStyle w:val="aa"/>
+        <w:pStyle w:val="NoSpacing"/>
         <w:ind w:firstLineChars="190" w:firstLine="381"/>
         <w:jc w:val="both"/>
         <w:rPr>
@@ -358,7 +391,7 @@
     </w:p>
     <w:p>
       <w:pPr>
-        <w:pStyle w:val="aa"/>
+        <w:pStyle w:val="NoSpacing"/>
         <w:ind w:firstLineChars="190" w:firstLine="381"/>
         <w:jc w:val="both"/>
         <w:rPr>
@@ -491,7 +524,7 @@
       </w:r>
       <w:r>
         <w:rPr>
-          <w:rStyle w:val="ab"/>
+          <w:rStyle w:val="NoSpacingChar"/>
           <w:rFonts w:ascii="Times New Roman" w:hAnsi="Times New Roman" w:cs="Times New Roman"/>
           <w:sz w:val="20"/>
           <w:szCs w:val="20"/>
@@ -500,7 +533,7 @@
       </w:r>
       <w:r>
         <w:rPr>
-          <w:rStyle w:val="ab"/>
+          <w:rStyle w:val="NoSpacingChar"/>
           <w:rFonts w:ascii="Times New Roman" w:hAnsi="Times New Roman" w:cs="Times New Roman"/>
           <w:sz w:val="20"/>
           <w:szCs w:val="20"/>
@@ -736,7 +769,7 @@
     </w:p>
     <w:p>
       <w:pPr>
-        <w:pStyle w:val="aa"/>
+        <w:pStyle w:val="NoSpacing"/>
         <w:jc w:val="both"/>
         <w:rPr>
           <w:rFonts w:ascii="Times New Roman" w:hAnsi="Times New Roman" w:cs="Times New Roman"/>
@@ -749,7 +782,7 @@
     </w:p>
     <w:p>
       <w:pPr>
-        <w:pStyle w:val="aa"/>
+        <w:pStyle w:val="NoSpacing"/>
         <w:numPr>
           <w:ilvl w:val="0"/>
           <w:numId w:val="1"/>
@@ -885,7 +918,7 @@
     </w:p>
     <w:p>
       <w:pPr>
-        <w:pStyle w:val="aa"/>
+        <w:pStyle w:val="NoSpacing"/>
         <w:numPr>
           <w:ilvl w:val="0"/>
           <w:numId w:val="1"/>
@@ -930,7 +963,7 @@
     </w:p>
     <w:p>
       <w:pPr>
-        <w:pStyle w:val="aa"/>
+        <w:pStyle w:val="NoSpacing"/>
         <w:ind w:firstLineChars="190" w:firstLine="381"/>
         <w:jc w:val="both"/>
         <w:rPr>
@@ -958,7 +991,7 @@
     </w:p>
     <w:p>
       <w:pPr>
-        <w:pStyle w:val="aa"/>
+        <w:pStyle w:val="NoSpacing"/>
         <w:ind w:firstLineChars="190" w:firstLine="381"/>
         <w:jc w:val="both"/>
         <w:rPr>
@@ -991,7 +1024,7 @@
       </w:r>
       <w:r>
         <w:rPr>
-          <w:rStyle w:val="ab"/>
+          <w:rStyle w:val="NoSpacingChar"/>
           <w:rFonts w:ascii="Times New Roman" w:hAnsi="Times New Roman" w:cs="Times New Roman"/>
           <w:sz w:val="20"/>
           <w:szCs w:val="20"/>
@@ -1001,7 +1034,7 @@
     </w:p>
     <w:p>
       <w:pPr>
-        <w:pStyle w:val="aa"/>
+        <w:pStyle w:val="NoSpacing"/>
         <w:ind w:firstLineChars="190" w:firstLine="381"/>
         <w:jc w:val="both"/>
         <w:rPr>
@@ -1057,7 +1090,7 @@
     </w:p>
     <w:p>
       <w:pPr>
-        <w:pStyle w:val="aa"/>
+        <w:pStyle w:val="NoSpacing"/>
         <w:ind w:firstLineChars="190" w:firstLine="381"/>
         <w:jc w:val="both"/>
         <w:rPr>
@@ -1114,7 +1147,7 @@
       </w:r>
       <w:r>
         <w:rPr>
-          <w:rStyle w:val="ab"/>
+          <w:rStyle w:val="NoSpacingChar"/>
           <w:rFonts w:ascii="Times New Roman" w:hAnsi="Times New Roman" w:cs="Times New Roman"/>
           <w:sz w:val="20"/>
           <w:szCs w:val="20"/>
@@ -1124,7 +1157,7 @@
     </w:p>
     <w:p>
       <w:pPr>
-        <w:pStyle w:val="aa"/>
+        <w:pStyle w:val="NoSpacing"/>
         <w:ind w:firstLineChars="190" w:firstLine="381"/>
         <w:jc w:val="both"/>
         <w:rPr>
@@ -1204,7 +1237,7 @@
     </w:p>
     <w:p>
       <w:pPr>
-        <w:pStyle w:val="aa"/>
+        <w:pStyle w:val="NoSpacing"/>
         <w:ind w:firstLineChars="190" w:firstLine="381"/>
         <w:jc w:val="both"/>
         <w:rPr>
@@ -1261,7 +1294,7 @@
       </w:r>
       <w:r>
         <w:rPr>
-          <w:rStyle w:val="a7"/>
+          <w:rStyle w:val="FooterChar"/>
           <w:rFonts w:ascii="Times New Roman" w:hAnsi="Times New Roman" w:cs="Times New Roman"/>
           <w:sz w:val="20"/>
           <w:szCs w:val="20"/>
@@ -1271,7 +1304,7 @@
     </w:p>
     <w:p>
       <w:pPr>
-        <w:pStyle w:val="aa"/>
+        <w:pStyle w:val="NoSpacing"/>
         <w:ind w:firstLineChars="190" w:firstLine="381"/>
         <w:jc w:val="both"/>
         <w:rPr>
@@ -1299,7 +1332,7 @@
     </w:p>
     <w:p>
       <w:pPr>
-        <w:pStyle w:val="aa"/>
+        <w:pStyle w:val="NoSpacing"/>
         <w:ind w:firstLineChars="190" w:firstLine="381"/>
         <w:jc w:val="both"/>
         <w:rPr>
@@ -1345,7 +1378,7 @@
     </w:p>
     <w:p>
       <w:pPr>
-        <w:pStyle w:val="aa"/>
+        <w:pStyle w:val="NoSpacing"/>
         <w:ind w:firstLineChars="190" w:firstLine="381"/>
         <w:jc w:val="both"/>
         <w:rPr>
@@ -1391,7 +1424,7 @@
     </w:p>
     <w:p>
       <w:pPr>
-        <w:pStyle w:val="aa"/>
+        <w:pStyle w:val="NoSpacing"/>
         <w:ind w:firstLineChars="190" w:firstLine="381"/>
         <w:jc w:val="both"/>
         <w:rPr>
@@ -1449,7 +1482,7 @@
       </w:r>
       <w:r>
         <w:rPr>
-          <w:rStyle w:val="ab"/>
+          <w:rStyle w:val="NoSpacingChar"/>
           <w:rFonts w:ascii="Times New Roman" w:hAnsi="Times New Roman" w:cs="Times New Roman"/>
           <w:sz w:val="20"/>
           <w:szCs w:val="20"/>
@@ -1459,7 +1492,7 @@
     </w:p>
     <w:p>
       <w:pPr>
-        <w:pStyle w:val="aa"/>
+        <w:pStyle w:val="NoSpacing"/>
         <w:ind w:firstLineChars="190" w:firstLine="381"/>
         <w:jc w:val="both"/>
         <w:rPr>
@@ -1487,7 +1520,7 @@
     </w:p>
     <w:p>
       <w:pPr>
-        <w:pStyle w:val="aa"/>
+        <w:pStyle w:val="NoSpacing"/>
         <w:ind w:firstLineChars="190" w:firstLine="381"/>
         <w:jc w:val="both"/>
         <w:rPr>
@@ -1522,7 +1555,7 @@
       </w:r>
       <w:r>
         <w:rPr>
-          <w:rStyle w:val="ab"/>
+          <w:rStyle w:val="NoSpacingChar"/>
           <w:rFonts w:ascii="Times New Roman" w:hAnsi="Times New Roman" w:cs="Times New Roman"/>
           <w:sz w:val="20"/>
           <w:szCs w:val="20"/>
@@ -1532,7 +1565,7 @@
     </w:p>
     <w:p>
       <w:pPr>
-        <w:pStyle w:val="aa"/>
+        <w:pStyle w:val="NoSpacing"/>
         <w:ind w:firstLineChars="190" w:firstLine="381"/>
         <w:jc w:val="both"/>
         <w:rPr>
@@ -1592,7 +1625,7 @@
     </w:p>
     <w:p>
       <w:pPr>
-        <w:pStyle w:val="aa"/>
+        <w:pStyle w:val="NoSpacing"/>
         <w:ind w:firstLineChars="190" w:firstLine="381"/>
         <w:jc w:val="both"/>
         <w:rPr>
@@ -1650,7 +1683,7 @@
       </w:r>
       <w:r>
         <w:rPr>
-          <w:rStyle w:val="a7"/>
+          <w:rStyle w:val="FooterChar"/>
           <w:rFonts w:ascii="Times New Roman" w:hAnsi="Times New Roman" w:cs="Times New Roman"/>
           <w:sz w:val="20"/>
           <w:szCs w:val="20"/>
@@ -1660,7 +1693,7 @@
     </w:p>
     <w:p>
       <w:pPr>
-        <w:pStyle w:val="aa"/>
+        <w:pStyle w:val="NoSpacing"/>
         <w:ind w:firstLineChars="190" w:firstLine="381"/>
         <w:jc w:val="both"/>
         <w:rPr>
@@ -1722,7 +1755,7 @@
     </w:p>
     <w:p>
       <w:pPr>
-        <w:pStyle w:val="aa"/>
+        <w:pStyle w:val="NoSpacing"/>
         <w:tabs>
           <w:tab w:val="left" w:pos="660"/>
         </w:tabs>
@@ -1785,7 +1818,7 @@
     </w:p>
     <w:p>
       <w:pPr>
-        <w:pStyle w:val="aa"/>
+        <w:pStyle w:val="NoSpacing"/>
         <w:ind w:firstLineChars="190" w:firstLine="380"/>
         <w:jc w:val="both"/>
         <w:rPr>
@@ -1798,7 +1831,7 @@
     </w:p>
     <w:p>
       <w:pPr>
-        <w:pStyle w:val="aa"/>
+        <w:pStyle w:val="NoSpacing"/>
         <w:numPr>
           <w:ilvl w:val="0"/>
           <w:numId w:val="1"/>
@@ -1885,7 +1918,7 @@
     </w:p>
     <w:p>
       <w:pPr>
-        <w:pStyle w:val="aa"/>
+        <w:pStyle w:val="NoSpacing"/>
         <w:ind w:firstLineChars="200" w:firstLine="402"/>
         <w:jc w:val="both"/>
         <w:rPr>
@@ -1915,7 +1948,7 @@
     </w:p>
     <w:p>
       <w:pPr>
-        <w:pStyle w:val="aa"/>
+        <w:pStyle w:val="NoSpacing"/>
         <w:ind w:firstLineChars="200" w:firstLine="402"/>
         <w:jc w:val="both"/>
         <w:rPr>
@@ -1944,7 +1977,7 @@
       </w:r>
       <w:r>
         <w:rPr>
-          <w:rStyle w:val="ab"/>
+          <w:rStyle w:val="NoSpacingChar"/>
           <w:rFonts w:ascii="Times New Roman" w:hAnsi="Times New Roman" w:cs="Times New Roman"/>
           <w:sz w:val="20"/>
           <w:szCs w:val="20"/>
@@ -1954,7 +1987,7 @@
     </w:p>
     <w:p>
       <w:pPr>
-        <w:pStyle w:val="aa"/>
+        <w:pStyle w:val="NoSpacing"/>
         <w:ind w:firstLineChars="190" w:firstLine="380"/>
         <w:jc w:val="both"/>
         <w:rPr>
@@ -1968,7 +2001,7 @@
     </w:p>
     <w:p>
       <w:pPr>
-        <w:pStyle w:val="aa"/>
+        <w:pStyle w:val="NoSpacing"/>
         <w:numPr>
           <w:ilvl w:val="0"/>
           <w:numId w:val="1"/>
@@ -2013,7 +2046,7 @@
     </w:p>
     <w:p>
       <w:pPr>
-        <w:pStyle w:val="aa"/>
+        <w:pStyle w:val="NoSpacing"/>
         <w:ind w:firstLineChars="190" w:firstLine="381"/>
         <w:jc w:val="both"/>
         <w:rPr>
@@ -2287,7 +2320,7 @@
     </w:p>
     <w:p>
       <w:pPr>
-        <w:pStyle w:val="aa"/>
+        <w:pStyle w:val="NoSpacing"/>
         <w:ind w:firstLineChars="190" w:firstLine="381"/>
         <w:jc w:val="both"/>
         <w:rPr>
@@ -2567,7 +2600,7 @@
     </w:p>
     <w:p>
       <w:pPr>
-        <w:pStyle w:val="aa"/>
+        <w:pStyle w:val="NoSpacing"/>
         <w:ind w:firstLineChars="190" w:firstLine="381"/>
         <w:jc w:val="both"/>
         <w:rPr>
@@ -2600,7 +2633,7 @@
     </w:p>
     <w:p>
       <w:pPr>
-        <w:pStyle w:val="aa"/>
+        <w:pStyle w:val="NoSpacing"/>
         <w:ind w:firstLineChars="190" w:firstLine="380"/>
         <w:jc w:val="both"/>
         <w:rPr>
@@ -2613,7 +2646,7 @@
     </w:p>
     <w:p>
       <w:pPr>
-        <w:pStyle w:val="aa"/>
+        <w:pStyle w:val="NoSpacing"/>
         <w:numPr>
           <w:ilvl w:val="0"/>
           <w:numId w:val="1"/>
@@ -2656,7 +2689,7 @@
     </w:p>
     <w:p>
       <w:pPr>
-        <w:pStyle w:val="aa"/>
+        <w:pStyle w:val="NoSpacing"/>
         <w:ind w:firstLineChars="200" w:firstLine="402"/>
         <w:jc w:val="both"/>
         <w:rPr>
@@ -2686,7 +2719,7 @@
     </w:p>
     <w:p>
       <w:pPr>
-        <w:pStyle w:val="aa"/>
+        <w:pStyle w:val="NoSpacing"/>
         <w:ind w:firstLineChars="200" w:firstLine="402"/>
         <w:jc w:val="both"/>
         <w:rPr>
@@ -2716,7 +2749,7 @@
     </w:p>
     <w:p>
       <w:pPr>
-        <w:pStyle w:val="aa"/>
+        <w:pStyle w:val="NoSpacing"/>
         <w:ind w:firstLineChars="200" w:firstLine="400"/>
         <w:jc w:val="both"/>
         <w:rPr>
@@ -2728,7 +2761,7 @@
     </w:p>
     <w:p>
       <w:pPr>
-        <w:pStyle w:val="aa"/>
+        <w:pStyle w:val="NoSpacing"/>
         <w:numPr>
           <w:ilvl w:val="0"/>
           <w:numId w:val="1"/>
@@ -2784,7 +2817,7 @@
     </w:p>
     <w:p>
       <w:pPr>
-        <w:pStyle w:val="aa"/>
+        <w:pStyle w:val="NoSpacing"/>
         <w:ind w:firstLineChars="200" w:firstLine="402"/>
         <w:jc w:val="both"/>
         <w:rPr>
@@ -2814,7 +2847,7 @@
     </w:p>
     <w:p>
       <w:pPr>
-        <w:pStyle w:val="aa"/>
+        <w:pStyle w:val="NoSpacing"/>
         <w:ind w:firstLineChars="200" w:firstLine="402"/>
         <w:jc w:val="both"/>
         <w:rPr>
@@ -2844,7 +2877,7 @@
     </w:p>
     <w:p>
       <w:pPr>
-        <w:pStyle w:val="aa"/>
+        <w:pStyle w:val="NoSpacing"/>
         <w:ind w:firstLineChars="200" w:firstLine="402"/>
         <w:jc w:val="both"/>
         <w:rPr>
@@ -2874,7 +2907,7 @@
     </w:p>
     <w:p>
       <w:pPr>
-        <w:pStyle w:val="aa"/>
+        <w:pStyle w:val="NoSpacing"/>
         <w:ind w:firstLineChars="200" w:firstLine="402"/>
         <w:jc w:val="both"/>
         <w:rPr>
@@ -2904,7 +2937,7 @@
     </w:p>
     <w:p>
       <w:pPr>
-        <w:pStyle w:val="aa"/>
+        <w:pStyle w:val="NoSpacing"/>
         <w:ind w:firstLineChars="190" w:firstLine="380"/>
         <w:jc w:val="both"/>
         <w:rPr>
@@ -2917,7 +2950,7 @@
     </w:p>
     <w:p>
       <w:pPr>
-        <w:pStyle w:val="aa"/>
+        <w:pStyle w:val="NoSpacing"/>
         <w:tabs>
           <w:tab w:val="left" w:pos="220"/>
         </w:tabs>
@@ -2953,7 +2986,7 @@
     </w:p>
     <w:p>
       <w:pPr>
-        <w:pStyle w:val="aa"/>
+        <w:pStyle w:val="NoSpacing"/>
         <w:ind w:firstLineChars="200" w:firstLine="402"/>
         <w:jc w:val="both"/>
         <w:rPr>
@@ -2983,7 +3016,7 @@
     </w:p>
     <w:p>
       <w:pPr>
-        <w:pStyle w:val="aa"/>
+        <w:pStyle w:val="NoSpacing"/>
         <w:ind w:firstLineChars="200" w:firstLine="402"/>
         <w:jc w:val="both"/>
         <w:rPr>
@@ -3013,7 +3046,7 @@
     </w:p>
     <w:p>
       <w:pPr>
-        <w:pStyle w:val="aa"/>
+        <w:pStyle w:val="NoSpacing"/>
         <w:ind w:firstLineChars="190" w:firstLine="380"/>
         <w:jc w:val="both"/>
         <w:rPr>
@@ -3026,7 +3059,7 @@
     </w:p>
     <w:p>
       <w:pPr>
-        <w:pStyle w:val="aa"/>
+        <w:pStyle w:val="NoSpacing"/>
         <w:numPr>
           <w:ilvl w:val="0"/>
           <w:numId w:val="2"/>
@@ -3069,7 +3102,7 @@
     </w:p>
     <w:p>
       <w:pPr>
-        <w:pStyle w:val="aa"/>
+        <w:pStyle w:val="NoSpacing"/>
         <w:ind w:firstLineChars="190" w:firstLine="381"/>
         <w:jc w:val="both"/>
         <w:rPr>
@@ -3175,7 +3208,7 @@
     </w:p>
     <w:p>
       <w:pPr>
-        <w:pStyle w:val="aa"/>
+        <w:pStyle w:val="NoSpacing"/>
         <w:ind w:firstLineChars="190" w:firstLine="381"/>
         <w:jc w:val="both"/>
         <w:rPr>
@@ -3208,7 +3241,7 @@
     </w:p>
     <w:p>
       <w:pPr>
-        <w:pStyle w:val="aa"/>
+        <w:pStyle w:val="NoSpacing"/>
         <w:ind w:firstLineChars="190" w:firstLine="381"/>
         <w:jc w:val="both"/>
         <w:rPr>
@@ -3242,7 +3275,7 @@
     </w:p>
     <w:p>
       <w:pPr>
-        <w:pStyle w:val="aa"/>
+        <w:pStyle w:val="NoSpacing"/>
         <w:ind w:firstLineChars="190" w:firstLine="381"/>
         <w:jc w:val="both"/>
         <w:rPr>
@@ -3282,7 +3315,7 @@
     </w:p>
     <w:p>
       <w:pPr>
-        <w:pStyle w:val="aa"/>
+        <w:pStyle w:val="NoSpacing"/>
         <w:ind w:firstLineChars="190" w:firstLine="381"/>
         <w:jc w:val="both"/>
         <w:rPr>
@@ -3393,7 +3426,7 @@
     </w:p>
     <w:p>
       <w:pPr>
-        <w:pStyle w:val="aa"/>
+        <w:pStyle w:val="NoSpacing"/>
         <w:ind w:firstLineChars="190" w:firstLine="381"/>
         <w:jc w:val="both"/>
         <w:rPr>
@@ -3463,7 +3496,7 @@
     </w:p>
     <w:p>
       <w:pPr>
-        <w:pStyle w:val="aa"/>
+        <w:pStyle w:val="NoSpacing"/>
         <w:numPr>
           <w:ilvl w:val="0"/>
           <w:numId w:val="2"/>
@@ -3505,7 +3538,7 @@
     </w:p>
     <w:p>
       <w:pPr>
-        <w:pStyle w:val="aa"/>
+        <w:pStyle w:val="NoSpacing"/>
         <w:numPr>
           <w:ilvl w:val="1"/>
           <w:numId w:val="2"/>
@@ -3528,7 +3561,7 @@
       </w:r>
       <w:r>
         <w:rPr>
-          <w:rStyle w:val="ab"/>
+          <w:rStyle w:val="NoSpacingChar"/>
           <w:rFonts w:ascii="Times New Roman" w:hAnsi="Times New Roman" w:cs="Times New Roman"/>
           <w:sz w:val="20"/>
           <w:szCs w:val="20"/>
@@ -3546,7 +3579,7 @@
     </w:p>
     <w:p>
       <w:pPr>
-        <w:pStyle w:val="aa"/>
+        <w:pStyle w:val="NoSpacing"/>
         <w:ind w:firstLineChars="190" w:firstLine="381"/>
         <w:jc w:val="both"/>
         <w:rPr>
@@ -3579,7 +3612,7 @@
       </w:r>
       <w:r>
         <w:rPr>
-          <w:rStyle w:val="ab"/>
+          <w:rStyle w:val="NoSpacingChar"/>
           <w:rFonts w:ascii="Times New Roman" w:hAnsi="Times New Roman" w:cs="Times New Roman"/>
           <w:sz w:val="20"/>
           <w:szCs w:val="20"/>
@@ -3589,7 +3622,7 @@
     </w:p>
     <w:p>
       <w:pPr>
-        <w:pStyle w:val="aa"/>
+        <w:pStyle w:val="NoSpacing"/>
         <w:numPr>
           <w:ilvl w:val="0"/>
           <w:numId w:val="2"/>
@@ -3652,7 +3685,7 @@
     </w:p>
     <w:p>
       <w:pPr>
-        <w:pStyle w:val="aa"/>
+        <w:pStyle w:val="NoSpacing"/>
         <w:numPr>
           <w:ilvl w:val="1"/>
           <w:numId w:val="2"/>
@@ -3675,7 +3708,7 @@
       </w:r>
       <w:r>
         <w:rPr>
-          <w:rStyle w:val="ab"/>
+          <w:rStyle w:val="NoSpacingChar"/>
           <w:rFonts w:ascii="Times New Roman" w:hAnsi="Times New Roman" w:cs="Times New Roman"/>
           <w:sz w:val="20"/>
           <w:szCs w:val="20"/>
@@ -3685,7 +3718,7 @@
     </w:p>
     <w:p>
       <w:pPr>
-        <w:pStyle w:val="aa"/>
+        <w:pStyle w:val="NoSpacing"/>
         <w:numPr>
           <w:ilvl w:val="1"/>
           <w:numId w:val="2"/>
@@ -3709,7 +3742,7 @@
     </w:p>
     <w:p>
       <w:pPr>
-        <w:pStyle w:val="aa"/>
+        <w:pStyle w:val="NoSpacing"/>
         <w:numPr>
           <w:ilvl w:val="1"/>
           <w:numId w:val="2"/>
@@ -3733,7 +3766,7 @@
     </w:p>
     <w:p>
       <w:pPr>
-        <w:pStyle w:val="aa"/>
+        <w:pStyle w:val="NoSpacing"/>
         <w:numPr>
           <w:ilvl w:val="1"/>
           <w:numId w:val="2"/>
@@ -3757,7 +3790,7 @@
     </w:p>
     <w:p>
       <w:pPr>
-        <w:pStyle w:val="aa"/>
+        <w:pStyle w:val="NoSpacing"/>
         <w:jc w:val="both"/>
         <w:rPr>
           <w:rFonts w:ascii="Times New Roman" w:eastAsia="SimSun" w:hAnsi="Times New Roman" w:cs="Times New Roman"/>
@@ -3912,7 +3945,7 @@
     </w:p>
     <w:p>
       <w:pPr>
-        <w:pStyle w:val="aa"/>
+        <w:pStyle w:val="NoSpacing"/>
         <w:ind w:firstLineChars="200" w:firstLine="402"/>
         <w:jc w:val="both"/>
         <w:rPr>
@@ -4014,8 +4047,8 @@
     </w:p>
     <w:p>
       <w:pPr>
-        <w:pStyle w:val="aa"/>
-        <w:ind w:leftChars="190" w:left="380" w:firstLine="4224"/>
+        <w:pStyle w:val="NoSpacing"/>
+        <w:ind w:leftChars="190" w:left="380" w:firstLine="402"/>
         <w:jc w:val="both"/>
         <w:rPr>
           <w:rFonts w:ascii="Times New Roman" w:hAnsi="Times New Roman" w:cs="Times New Roman"/>
@@ -4047,7 +4080,7 @@
     </w:p>
     <w:p>
       <w:pPr>
-        <w:pStyle w:val="aa"/>
+        <w:pStyle w:val="NoSpacing"/>
         <w:ind w:firstLineChars="190" w:firstLine="381"/>
         <w:jc w:val="both"/>
         <w:rPr>
@@ -4085,7 +4118,7 @@
     </w:p>
     <w:p>
       <w:pPr>
-        <w:pStyle w:val="aa"/>
+        <w:pStyle w:val="NoSpacing"/>
         <w:ind w:firstLineChars="190" w:firstLine="381"/>
         <w:jc w:val="both"/>
         <w:rPr>
@@ -4115,7 +4148,7 @@
     </w:p>
     <w:p>
       <w:pPr>
-        <w:pStyle w:val="aa"/>
+        <w:pStyle w:val="NoSpacing"/>
         <w:ind w:firstLineChars="190" w:firstLine="381"/>
         <w:jc w:val="both"/>
         <w:rPr>
@@ -4145,7 +4178,7 @@
     </w:p>
     <w:p>
       <w:pPr>
-        <w:pStyle w:val="aa"/>
+        <w:pStyle w:val="NoSpacing"/>
         <w:ind w:firstLineChars="190" w:firstLine="381"/>
         <w:jc w:val="both"/>
         <w:rPr>
@@ -4221,8 +4254,8 @@
     </w:p>
     <w:p>
       <w:pPr>
-        <w:pStyle w:val="aa"/>
-        <w:ind w:firstLine="284"/>
+        <w:pStyle w:val="NoSpacing"/>
+        <w:ind w:firstLine="402"/>
         <w:jc w:val="center"/>
         <w:rPr>
           <w:rFonts w:ascii="Times New Roman" w:hAnsi="Times New Roman" w:cs="Times New Roman"/>
@@ -4255,8 +4288,8 @@
     </w:p>
     <w:p>
       <w:pPr>
-        <w:pStyle w:val="aa"/>
-        <w:ind w:firstLine="284"/>
+        <w:pStyle w:val="NoSpacing"/>
+        <w:ind w:firstLine="400"/>
         <w:jc w:val="both"/>
         <w:rPr>
           <w:rFonts w:ascii="Times New Roman" w:hAnsi="Times New Roman" w:cs="Times New Roman"/>
@@ -4291,8 +4324,8 @@
           </w:tcPr>
           <w:p>
             <w:pPr>
-              <w:pStyle w:val="aa"/>
-              <w:ind w:firstLine="284"/>
+              <w:pStyle w:val="NoSpacing"/>
+              <w:ind w:firstLine="402"/>
               <w:jc w:val="both"/>
               <w:rPr>
                 <w:rFonts w:ascii="Times New Roman" w:hAnsi="Times New Roman" w:cs="Times New Roman"/>
@@ -4320,8 +4353,8 @@
           </w:tcPr>
           <w:p>
             <w:pPr>
-              <w:pStyle w:val="aa"/>
-              <w:ind w:firstLine="284"/>
+              <w:pStyle w:val="NoSpacing"/>
+              <w:ind w:firstLine="400"/>
               <w:jc w:val="both"/>
               <w:rPr>
                 <w:rFonts w:ascii="Times New Roman" w:hAnsi="Times New Roman" w:cs="Times New Roman"/>
@@ -4356,8 +4389,7 @@
     </w:tbl>
     <w:p>
       <w:pPr>
-        <w:pStyle w:val="aa"/>
-        <w:jc w:val="both"/>
+        <w:pStyle w:val="NoSpacing"/>
         <w:rPr>
           <w:rFonts w:ascii="Times New Roman" w:hAnsi="Times New Roman" w:cs="Times New Roman"/>
           <w:sz w:val="20"/>
@@ -4511,7 +4543,7 @@
     </w:p>
     <w:p>
       <w:pPr>
-        <w:pStyle w:val="aa"/>
+        <w:pStyle w:val="NoSpacing"/>
         <w:jc w:val="both"/>
         <w:rPr>
           <w:rFonts w:ascii="Times New Roman" w:hAnsi="Times New Roman" w:cs="Times New Roman"/>
@@ -4577,8 +4609,7 @@
     </w:p>
     <w:p>
       <w:pPr>
-        <w:pStyle w:val="aa"/>
-        <w:jc w:val="both"/>
+        <w:pStyle w:val="NoSpacing"/>
         <w:rPr>
           <w:rFonts w:ascii="Times New Roman" w:hAnsi="Times New Roman" w:cs="Times New Roman"/>
           <w:sz w:val="20"/>
@@ -4747,7 +4778,7 @@
     </w:p>
     <w:p>
       <w:pPr>
-        <w:pStyle w:val="aa"/>
+        <w:pStyle w:val="NoSpacing"/>
         <w:jc w:val="both"/>
         <w:rPr>
           <w:rFonts w:ascii="Times New Roman" w:hAnsi="Times New Roman" w:cs="Times New Roman"/>
@@ -4766,8 +4797,7 @@
     </w:p>
     <w:p>
       <w:pPr>
-        <w:pStyle w:val="aa"/>
-        <w:jc w:val="both"/>
+        <w:pStyle w:val="NoSpacing"/>
         <w:rPr>
           <w:rFonts w:ascii="Times New Roman" w:hAnsi="Times New Roman" w:cs="Times New Roman"/>
           <w:sz w:val="20"/>
@@ -4901,7 +4931,7 @@
     </w:p>
     <w:p>
       <w:pPr>
-        <w:pStyle w:val="aa"/>
+        <w:pStyle w:val="NoSpacing"/>
         <w:jc w:val="both"/>
         <w:rPr>
           <w:rFonts w:ascii="Times New Roman" w:hAnsi="Times New Roman" w:cs="Times New Roman"/>
@@ -4937,8 +4967,7 @@
     </w:p>
     <w:p>
       <w:pPr>
-        <w:pStyle w:val="aa"/>
-        <w:jc w:val="both"/>
+        <w:pStyle w:val="NoSpacing"/>
         <w:rPr>
           <w:rFonts w:ascii="Times New Roman" w:hAnsi="Times New Roman" w:cs="Times New Roman"/>
           <w:sz w:val="20"/>
@@ -5036,7 +5065,6 @@
           <w:szCs w:val="20"/>
         </w:rPr>
         <w:tab/>
-        <w:t xml:space="preserve"> </w:t>
       </w:r>
       <w:r>
         <w:rPr>
@@ -5099,7 +5127,7 @@
     </w:p>
     <w:p>
       <w:pPr>
-        <w:pStyle w:val="aa"/>
+        <w:pStyle w:val="NoSpacing"/>
         <w:jc w:val="both"/>
         <w:rPr>
           <w:rFonts w:ascii="Times New Roman" w:hAnsi="Times New Roman" w:cs="Times New Roman"/>
@@ -5132,6 +5160,7 @@
         </w:rPr>
         <w:t>@</w:t>
       </w:r>
+      <w:proofErr w:type="spellStart"/>
       <w:r>
         <w:rPr>
           <w:rFonts w:ascii="Times New Roman" w:hAnsi="Times New Roman" w:cs="Times New Roman"/>
@@ -5141,6 +5170,7 @@
         </w:rPr>
         <w:t>kubvisa</w:t>
       </w:r>
+      <w:proofErr w:type="spellEnd"/>
       <w:r>
         <w:rPr>
           <w:rFonts w:ascii="Times New Roman" w:hAnsi="Times New Roman" w:cs="Times New Roman"/>
@@ -5149,6 +5179,7 @@
         </w:rPr>
         <w:t>.</w:t>
       </w:r>
+      <w:proofErr w:type="spellStart"/>
       <w:r>
         <w:rPr>
           <w:rFonts w:ascii="Times New Roman" w:hAnsi="Times New Roman" w:cs="Times New Roman"/>
@@ -5158,6 +5189,7 @@
         </w:rPr>
         <w:t>kz</w:t>
       </w:r>
+      <w:proofErr w:type="spellEnd"/>
       <w:r>
         <w:rPr>
           <w:rFonts w:ascii="Times New Roman" w:hAnsi="Times New Roman" w:cs="Times New Roman"/>
@@ -5169,7 +5201,7 @@
     </w:p>
     <w:p>
       <w:pPr>
-        <w:pStyle w:val="aa"/>
+        <w:pStyle w:val="NoSpacing"/>
         <w:jc w:val="both"/>
         <w:rPr>
           <w:rFonts w:ascii="Times New Roman" w:hAnsi="Times New Roman" w:cs="Times New Roman"/>
@@ -5237,7 +5269,7 @@
     </w:p>
     <w:p>
       <w:pPr>
-        <w:pStyle w:val="aa"/>
+        <w:pStyle w:val="NoSpacing"/>
         <w:jc w:val="both"/>
         <w:rPr>
           <w:rFonts w:ascii="Times New Roman" w:hAnsi="Times New Roman" w:cs="Times New Roman"/>
@@ -5256,7 +5288,7 @@
     </w:p>
     <w:p>
       <w:pPr>
-        <w:pStyle w:val="aa"/>
+        <w:pStyle w:val="NoSpacing"/>
         <w:jc w:val="both"/>
         <w:rPr>
           <w:rFonts w:ascii="Times New Roman" w:hAnsi="Times New Roman" w:cs="Times New Roman"/>
@@ -5317,20 +5349,20 @@
     <w:tbl>
       <w:tblPr>
         <w:tblpPr w:leftFromText="180" w:rightFromText="180" w:vertAnchor="text" w:horzAnchor="page" w:tblpX="5737" w:tblpY="161"/>
-        <w:tblW w:w="4586" w:type="dxa"/>
+        <w:tblW w:w="4718" w:type="dxa"/>
         <w:tblLook w:val="04A0" w:firstRow="1" w:lastRow="0" w:firstColumn="1" w:lastColumn="0" w:noHBand="0" w:noVBand="1"/>
       </w:tblPr>
       <w:tblGrid>
-        <w:gridCol w:w="3615"/>
-        <w:gridCol w:w="971"/>
+        <w:gridCol w:w="3719"/>
+        <w:gridCol w:w="999"/>
       </w:tblGrid>
       <w:tr>
         <w:trPr>
-          <w:trHeight w:val="252"/>
+          <w:trHeight w:val="309"/>
         </w:trPr>
         <w:tc>
           <w:tcPr>
-            <w:tcW w:w="3615" w:type="dxa"/>
+            <w:tcW w:w="3719" w:type="dxa"/>
             <w:tcBorders>
               <w:bottom w:val="single" w:sz="6" w:space="1" w:color="000000"/>
             </w:tcBorders>
@@ -5348,7 +5380,7 @@
         </w:tc>
         <w:tc>
           <w:tcPr>
-            <w:tcW w:w="971" w:type="dxa"/>
+            <w:tcW w:w="999" w:type="dxa"/>
             <w:tcBorders>
               <w:bottom w:val="single" w:sz="6" w:space="1" w:color="000000"/>
             </w:tcBorders>
@@ -5367,19 +5399,22 @@
       </w:tr>
       <w:tr>
         <w:trPr>
-          <w:trHeight w:val="252"/>
+          <w:trHeight w:val="309"/>
         </w:trPr>
         <w:tc>
           <w:tcPr>
-            <w:tcW w:w="3615" w:type="dxa"/>
+            <w:tcW w:w="3719" w:type="dxa"/>
           </w:tcPr>
           <w:p>
             <w:pPr>
+              <w:tabs>
+                <w:tab w:val="right" w:pos="3399"/>
+              </w:tabs>
               <w:rPr>
                 <w:rFonts w:ascii="Times New Roman" w:eastAsia="Calibri" w:hAnsi="Times New Roman" w:cs="Times New Roman"/>
                 <w:sz w:val="24"/>
                 <w:szCs w:val="24"/>
-                <w:lang w:val="ru-RU" w:eastAsia="en-US"/>
+                <w:lang w:eastAsia="en-US"/>
               </w:rPr>
             </w:pPr>
             <w:r>
@@ -5395,10 +5430,11 @@
         </w:tc>
         <w:tc>
           <w:tcPr>
-            <w:tcW w:w="971" w:type="dxa"/>
+            <w:tcW w:w="999" w:type="dxa"/>
           </w:tcPr>
           <w:p>
             <w:pPr>
+              <w:jc w:val="center"/>
               <w:rPr>
                 <w:rFonts w:ascii="Times New Roman" w:eastAsia="Calibri" w:hAnsi="Times New Roman" w:cs="Times New Roman"/>
                 <w:sz w:val="16"/>
@@ -5421,7 +5457,7 @@
     </w:tbl>
     <w:p>
       <w:pPr>
-        <w:pStyle w:val="aa"/>
+        <w:pStyle w:val="NoSpacing"/>
         <w:jc w:val="both"/>
         <w:rPr>
           <w:rFonts w:ascii="Times New Roman" w:hAnsi="Times New Roman" w:cs="Times New Roman"/>
@@ -5464,7 +5500,7 @@
     </w:p>
     <w:p>
       <w:pPr>
-        <w:pStyle w:val="aa"/>
+        <w:pStyle w:val="NoSpacing"/>
         <w:rPr>
           <w:rFonts w:ascii="Times New Roman" w:hAnsi="Times New Roman" w:cs="Times New Roman"/>
           <w:sz w:val="20"/>
@@ -5516,7 +5552,7 @@
     </w:p>
     <w:p>
       <w:pPr>
-        <w:pStyle w:val="aa"/>
+        <w:pStyle w:val="NoSpacing"/>
         <w:rPr>
           <w:rFonts w:ascii="Times New Roman" w:hAnsi="Times New Roman" w:cs="Times New Roman"/>
           <w:sz w:val="20"/>
@@ -5551,7 +5587,7 @@
     </w:p>
     <w:p>
       <w:pPr>
-        <w:pStyle w:val="aa"/>
+        <w:pStyle w:val="NoSpacing"/>
         <w:jc w:val="both"/>
         <w:rPr>
           <w:rFonts w:ascii="Times New Roman" w:hAnsi="Times New Roman" w:cs="Times New Roman"/>
@@ -5700,7 +5736,7 @@
 <w:ftr xmlns:wpc="http://schemas.microsoft.com/office/word/2010/wordprocessingCanvas" xmlns:cx="http://schemas.microsoft.com/office/drawing/2014/chartex" xmlns:cx1="http://schemas.microsoft.com/office/drawing/2015/9/8/chartex" xmlns:cx2="http://schemas.microsoft.com/office/drawing/2015/10/21/chartex" xmlns:cx3="http://schemas.microsoft.com/office/drawing/2016/5/9/chartex" xmlns:cx4="http://schemas.microsoft.com/office/drawing/2016/5/10/chartex" xmlns:cx5="http://schemas.microsoft.com/office/drawing/2016/5/11/chartex" xmlns:cx6="http://schemas.microsoft.com/office/drawing/2016/5/12/chartex" xmlns:cx7="http://schemas.microsoft.com/office/drawing/2016/5/13/chartex" xmlns:cx8="http://schemas.microsoft.com/office/drawing/2016/5/14/chartex" xmlns:mc="http://schemas.openxmlformats.org/markup-compatibility/2006" xmlns:aink="http://schemas.microsoft.com/office/drawing/2016/ink" xmlns:am3d="http://schemas.microsoft.com/office/drawing/2017/model3d" xmlns:o="urn:schemas-microsoft-com:office:office" xmlns:oel="http://schemas.microsoft.com/office/2019/extlst" xmlns:r="http://schemas.openxmlformats.org/officeDocument/2006/relationships" xmlns:m="http://schemas.openxmlformats.org/officeDocument/2006/math" xmlns:v="urn:schemas-microsoft-com:vml" xmlns:wp14="http://schemas.microsoft.com/office/word/2010/wordprocessingDrawing" xmlns:wp="http://schemas.openxmlformats.org/drawingml/2006/wordprocessingDrawing" xmlns:w10="urn:schemas-microsoft-com:office:word" xmlns:w="http://schemas.openxmlformats.org/wordprocessingml/2006/main" xmlns:w14="http://schemas.microsoft.com/office/word/2010/wordml" xmlns:w15="http://schemas.microsoft.com/office/word/2012/wordml" xmlns:w16cex="http://schemas.microsoft.com/office/word/2018/wordml/cex" xmlns:w16cid="http://schemas.microsoft.com/office/word/2016/wordml/cid" xmlns:w16="http://schemas.microsoft.com/office/word/2018/wordml" xmlns:w16du="http://schemas.microsoft.com/office/word/2023/wordml/word16du" xmlns:w16sdtdh="http://schemas.microsoft.com/office/word/2020/wordml/sdtdatahash" xmlns:w16sdtfl="http://schemas.microsoft.com/office/word/2024/wordml/sdtformatlock" xmlns:w16se="http://schemas.microsoft.com/office/word/2015/wordml/symex" xmlns:wpg="http://schemas.microsoft.com/office/word/2010/wordprocessingGroup" xmlns:wpi="http://schemas.microsoft.com/office/word/2010/wordprocessingInk" xmlns:wne="http://schemas.microsoft.com/office/word/2006/wordml" xmlns:wps="http://schemas.microsoft.com/office/word/2010/wordprocessingShape" mc:Ignorable="w14 w15 w16se w16cid w16 w16cex w16sdtdh w16sdtfl w16du wp14">
   <w:p>
     <w:pPr>
-      <w:pStyle w:val="a6"/>
+      <w:pStyle w:val="Footer"/>
     </w:pPr>
     <w:r>
       <w:rPr>
@@ -5757,7 +5793,7 @@
                       <w:txbxContent>
                         <w:p>
                           <w:pPr>
-                            <w:pStyle w:val="a6"/>
+                            <w:pStyle w:val="Footer"/>
                           </w:pPr>
                           <w:r>
                             <w:fldChar w:fldCharType="begin"/>
@@ -5797,7 +5833,7 @@
                 <w:txbxContent>
                   <w:p>
                     <w:pPr>
-                      <w:pStyle w:val="a6"/>
+                      <w:pStyle w:val="Footer"/>
                     </w:pPr>
                     <w:r>
                       <w:fldChar w:fldCharType="begin"/>
@@ -6369,7 +6405,7 @@
     <w:lsdException w:name="Unresolved Mention" w:semiHidden="1" w:uiPriority="99" w:unhideWhenUsed="1"/>
     <w:lsdException w:name="Smart Link" w:semiHidden="1" w:uiPriority="99" w:unhideWhenUsed="1"/>
   </w:latentStyles>
-  <w:style w:type="paragraph" w:default="1" w:styleId="a">
+  <w:style w:type="paragraph" w:default="1" w:styleId="Normal">
     <w:name w:val="Normal"/>
     <w:qFormat/>
     <w:rPr>
@@ -6377,9 +6413,9 @@
       <w:lang w:val="en-US" w:eastAsia="zh-CN"/>
     </w:rPr>
   </w:style>
-  <w:style w:type="paragraph" w:styleId="3">
+  <w:style w:type="paragraph" w:styleId="Heading3">
     <w:name w:val="heading 3"/>
-    <w:next w:val="a"/>
+    <w:next w:val="Normal"/>
     <w:semiHidden/>
     <w:unhideWhenUsed/>
     <w:qFormat/>
@@ -6396,13 +6432,13 @@
       <w:lang w:val="en-US" w:eastAsia="zh-CN"/>
     </w:rPr>
   </w:style>
-  <w:style w:type="character" w:default="1" w:styleId="a0">
+  <w:style w:type="character" w:default="1" w:styleId="DefaultParagraphFont">
     <w:name w:val="Default Paragraph Font"/>
     <w:uiPriority w:val="1"/>
     <w:semiHidden/>
     <w:unhideWhenUsed/>
   </w:style>
-  <w:style w:type="table" w:default="1" w:styleId="a1">
+  <w:style w:type="table" w:default="1" w:styleId="TableNormal">
     <w:name w:val="Normal Table"/>
     <w:uiPriority w:val="99"/>
     <w:semiHidden/>
@@ -6417,25 +6453,25 @@
       </w:tblCellMar>
     </w:tblPr>
   </w:style>
-  <w:style w:type="numbering" w:default="1" w:styleId="a2">
+  <w:style w:type="numbering" w:default="1" w:styleId="NoList">
     <w:name w:val="No List"/>
     <w:uiPriority w:val="99"/>
     <w:semiHidden/>
     <w:unhideWhenUsed/>
   </w:style>
-  <w:style w:type="character" w:styleId="a3">
+  <w:style w:type="character" w:styleId="Strong">
     <w:name w:val="Strong"/>
-    <w:basedOn w:val="a0"/>
+    <w:basedOn w:val="DefaultParagraphFont"/>
     <w:qFormat/>
     <w:rPr>
       <w:b/>
       <w:bCs/>
     </w:rPr>
   </w:style>
-  <w:style w:type="paragraph" w:styleId="a4">
+  <w:style w:type="paragraph" w:styleId="Header">
     <w:name w:val="header"/>
-    <w:basedOn w:val="a"/>
-    <w:link w:val="a5"/>
+    <w:basedOn w:val="Normal"/>
+    <w:link w:val="HeaderChar"/>
     <w:qFormat/>
     <w:pPr>
       <w:tabs>
@@ -6444,10 +6480,10 @@
       </w:tabs>
     </w:pPr>
   </w:style>
-  <w:style w:type="paragraph" w:styleId="a6">
+  <w:style w:type="paragraph" w:styleId="Footer">
     <w:name w:val="footer"/>
-    <w:basedOn w:val="a"/>
-    <w:link w:val="a7"/>
+    <w:basedOn w:val="Normal"/>
+    <w:link w:val="FooterChar"/>
     <w:qFormat/>
     <w:pPr>
       <w:tabs>
@@ -6456,7 +6492,7 @@
       </w:tabs>
     </w:pPr>
   </w:style>
-  <w:style w:type="paragraph" w:styleId="a8">
+  <w:style w:type="paragraph" w:styleId="NormalWeb">
     <w:name w:val="Normal (Web)"/>
     <w:qFormat/>
     <w:pPr>
@@ -6468,9 +6504,9 @@
       <w:lang w:val="en-US" w:eastAsia="zh-CN"/>
     </w:rPr>
   </w:style>
-  <w:style w:type="table" w:styleId="a9">
+  <w:style w:type="table" w:styleId="TableGrid">
     <w:name w:val="Table Grid"/>
-    <w:basedOn w:val="a1"/>
+    <w:basedOn w:val="TableNormal"/>
     <w:uiPriority w:val="59"/>
     <w:qFormat/>
     <w:tblPr>
@@ -6484,9 +6520,9 @@
       </w:tblBorders>
     </w:tblPr>
   </w:style>
-  <w:style w:type="paragraph" w:styleId="aa">
+  <w:style w:type="paragraph" w:styleId="NoSpacing">
     <w:name w:val="No Spacing"/>
-    <w:link w:val="ab"/>
+    <w:link w:val="NoSpacingChar"/>
     <w:autoRedefine/>
     <w:uiPriority w:val="1"/>
     <w:qFormat/>
@@ -6497,9 +6533,9 @@
       <w:lang w:val="ru-RU" w:eastAsia="en-US"/>
     </w:rPr>
   </w:style>
-  <w:style w:type="character" w:customStyle="1" w:styleId="ab">
-    <w:name w:val="Без интервала Знак"/>
-    <w:link w:val="aa"/>
+  <w:style w:type="character" w:customStyle="1" w:styleId="NoSpacingChar">
+    <w:name w:val="No Spacing Char"/>
+    <w:link w:val="NoSpacing"/>
     <w:uiPriority w:val="1"/>
     <w:qFormat/>
     <w:rPr>
@@ -6509,14 +6545,14 @@
       <w:lang w:val="ru-RU" w:eastAsia="en-US" w:bidi="ar-SA"/>
     </w:rPr>
   </w:style>
-  <w:style w:type="character" w:customStyle="1" w:styleId="a5">
-    <w:name w:val="Верхний колонтитул Знак"/>
-    <w:link w:val="a4"/>
+  <w:style w:type="character" w:customStyle="1" w:styleId="HeaderChar">
+    <w:name w:val="Header Char"/>
+    <w:link w:val="Header"/>
     <w:qFormat/>
   </w:style>
-  <w:style w:type="character" w:customStyle="1" w:styleId="a7">
-    <w:name w:val="Нижний колонтитул Знак"/>
-    <w:link w:val="a6"/>
+  <w:style w:type="character" w:customStyle="1" w:styleId="FooterChar">
+    <w:name w:val="Footer Char"/>
+    <w:link w:val="Footer"/>
     <w:qFormat/>
   </w:style>
 </w:styles>

--- a/assets/templates/docx/contract_paid_50_50_ru.docx
+++ b/assets/templates/docx/contract_paid_50_50_ru.docx
@@ -4387,6 +4387,243 @@
         </w:tc>
       </w:tr>
     </w:tbl>
+    <w:tbl>
+      <w:tblPr>
+        <w:tblpPr w:leftFromText="180" w:rightFromText="180" w:vertAnchor="text" w:horzAnchor="page" w:tblpX="5521" w:tblpY="18"/>
+        <w:tblW w:w="4863" w:type="dxa"/>
+        <w:tblLook w:val="04A0" w:firstRow="1" w:lastRow="0" w:firstColumn="1" w:lastColumn="0" w:noHBand="0" w:noVBand="1"/>
+      </w:tblPr>
+      <w:tblGrid>
+        <w:gridCol w:w="801"/>
+        <w:gridCol w:w="4062"/>
+      </w:tblGrid>
+      <w:tr>
+        <w:trPr>
+          <w:trHeight w:val="315"/>
+        </w:trPr>
+        <w:tc>
+          <w:tcPr>
+            <w:tcW w:w="801" w:type="dxa"/>
+          </w:tcPr>
+          <w:p>
+            <w:pPr>
+              <w:jc w:val="center"/>
+              <w:rPr>
+                <w:rFonts w:ascii="Times New Roman" w:eastAsia="Calibri" w:hAnsi="Times New Roman" w:cs="Times New Roman"/>
+                <w:sz w:val="24"/>
+                <w:szCs w:val="24"/>
+                <w:lang w:val="ru-RU" w:eastAsia="en-US"/>
+              </w:rPr>
+            </w:pPr>
+            <w:r>
+              <w:rPr>
+                <w:rFonts w:ascii="Times New Roman" w:hAnsi="Times New Roman" w:cs="Times New Roman"/>
+              </w:rPr>
+              <w:t>ФИО:</w:t>
+            </w:r>
+          </w:p>
+        </w:tc>
+        <w:tc>
+          <w:tcPr>
+            <w:tcW w:w="4062" w:type="dxa"/>
+          </w:tcPr>
+          <w:p>
+            <w:pPr>
+              <w:rPr>
+                <w:rFonts w:ascii="Times New Roman" w:eastAsia="Calibri" w:hAnsi="Times New Roman" w:cs="Times New Roman"/>
+                <w:sz w:val="24"/>
+                <w:szCs w:val="24"/>
+                <w:lang w:val="ru-RU" w:eastAsia="en-US"/>
+              </w:rPr>
+            </w:pPr>
+            <w:r>
+              <w:rPr>
+                <w:rFonts w:ascii="Times New Roman" w:hAnsi="Times New Roman" w:cs="Times New Roman"/>
+              </w:rPr>
+              <w:t>{{CLIENT_FULL_NAME}}</w:t>
+            </w:r>
+          </w:p>
+        </w:tc>
+      </w:tr>
+      <w:tr>
+        <w:trPr>
+          <w:trHeight w:val="315"/>
+        </w:trPr>
+        <w:tc>
+          <w:tcPr>
+            <w:tcW w:w="801" w:type="dxa"/>
+          </w:tcPr>
+          <w:p>
+            <w:pPr>
+              <w:tabs>
+                <w:tab w:val="right" w:pos="3399"/>
+              </w:tabs>
+              <w:jc w:val="center"/>
+              <w:rPr>
+                <w:rFonts w:ascii="Times New Roman" w:eastAsia="Calibri" w:hAnsi="Times New Roman" w:cs="Times New Roman"/>
+                <w:lang w:eastAsia="en-US"/>
+              </w:rPr>
+            </w:pPr>
+            <w:r>
+              <w:rPr>
+                <w:rFonts w:ascii="Times New Roman" w:hAnsi="Times New Roman" w:cs="Times New Roman"/>
+              </w:rPr>
+              <w:t>ИИН:</w:t>
+            </w:r>
+          </w:p>
+        </w:tc>
+        <w:tc>
+          <w:tcPr>
+            <w:tcW w:w="4062" w:type="dxa"/>
+          </w:tcPr>
+          <w:p>
+            <w:pPr>
+              <w:rPr>
+                <w:rFonts w:ascii="Times New Roman" w:eastAsia="Calibri" w:hAnsi="Times New Roman" w:cs="Times New Roman"/>
+                <w:sz w:val="16"/>
+                <w:szCs w:val="16"/>
+                <w:lang w:val="ru-RU" w:eastAsia="en-US"/>
+              </w:rPr>
+            </w:pPr>
+            <w:r>
+              <w:rPr>
+                <w:rFonts w:ascii="Times New Roman" w:hAnsi="Times New Roman" w:cs="Times New Roman"/>
+              </w:rPr>
+              <w:t>{{CLIENT_IIN}}</w:t>
+            </w:r>
+          </w:p>
+        </w:tc>
+      </w:tr>
+      <w:tr>
+        <w:trPr>
+          <w:trHeight w:val="337"/>
+        </w:trPr>
+        <w:tc>
+          <w:tcPr>
+            <w:tcW w:w="801" w:type="dxa"/>
+          </w:tcPr>
+          <w:p>
+            <w:pPr>
+              <w:tabs>
+                <w:tab w:val="right" w:pos="3399"/>
+              </w:tabs>
+              <w:jc w:val="center"/>
+              <w:rPr>
+                <w:rFonts w:ascii="Times New Roman" w:eastAsia="Calibri" w:hAnsi="Times New Roman" w:cs="Times New Roman"/>
+                <w:lang w:val="ru-RU" w:eastAsia="en-US"/>
+              </w:rPr>
+            </w:pPr>
+            <w:proofErr w:type="spellStart"/>
+            <w:r>
+              <w:rPr>
+                <w:rFonts w:ascii="Times New Roman" w:hAnsi="Times New Roman" w:cs="Times New Roman"/>
+              </w:rPr>
+              <w:t>Адрес</w:t>
+            </w:r>
+            <w:proofErr w:type="spellEnd"/>
+            <w:r>
+              <w:rPr>
+                <w:rFonts w:ascii="Times New Roman" w:hAnsi="Times New Roman" w:cs="Times New Roman"/>
+              </w:rPr>
+              <w:t>:</w:t>
+            </w:r>
+          </w:p>
+        </w:tc>
+        <w:tc>
+          <w:tcPr>
+            <w:tcW w:w="4062" w:type="dxa"/>
+          </w:tcPr>
+          <w:p>
+            <w:pPr>
+              <w:rPr>
+                <w:rFonts w:ascii="Times New Roman" w:eastAsia="Calibri" w:hAnsi="Times New Roman" w:cs="Times New Roman"/>
+                <w:sz w:val="16"/>
+                <w:szCs w:val="16"/>
+                <w:lang w:val="ru-RU" w:eastAsia="en-US"/>
+              </w:rPr>
+            </w:pPr>
+            <w:r>
+              <w:rPr>
+                <w:rFonts w:ascii="Times New Roman" w:hAnsi="Times New Roman" w:cs="Times New Roman"/>
+              </w:rPr>
+              <w:t>{{CLIENT_ADDRESS}}</w:t>
+            </w:r>
+          </w:p>
+        </w:tc>
+      </w:tr>
+      <w:tr>
+        <w:trPr>
+          <w:trHeight w:val="58"/>
+        </w:trPr>
+        <w:tc>
+          <w:tcPr>
+            <w:tcW w:w="801" w:type="dxa"/>
+          </w:tcPr>
+          <w:p>
+            <w:pPr>
+              <w:tabs>
+                <w:tab w:val="right" w:pos="3399"/>
+              </w:tabs>
+              <w:jc w:val="center"/>
+              <w:rPr>
+                <w:rFonts w:ascii="Times New Roman" w:eastAsia="Calibri" w:hAnsi="Times New Roman" w:cs="Times New Roman"/>
+                <w:lang w:val="ru-RU" w:eastAsia="en-US"/>
+              </w:rPr>
+            </w:pPr>
+            <w:proofErr w:type="spellStart"/>
+            <w:r>
+              <w:rPr>
+                <w:rFonts w:ascii="Times New Roman" w:hAnsi="Times New Roman" w:cs="Times New Roman"/>
+              </w:rPr>
+              <w:t>Тел</w:t>
+            </w:r>
+            <w:proofErr w:type="spellEnd"/>
+            <w:r>
+              <w:rPr>
+                <w:rFonts w:ascii="Times New Roman" w:hAnsi="Times New Roman" w:cs="Times New Roman"/>
+              </w:rPr>
+              <w:t>:</w:t>
+            </w:r>
+          </w:p>
+        </w:tc>
+        <w:tc>
+          <w:tcPr>
+            <w:tcW w:w="4062" w:type="dxa"/>
+          </w:tcPr>
+          <w:p>
+            <w:pPr>
+              <w:pStyle w:val="NoSpacing"/>
+              <w:rPr>
+                <w:rFonts w:ascii="Times New Roman" w:hAnsi="Times New Roman" w:cs="Times New Roman"/>
+                <w:sz w:val="20"/>
+                <w:szCs w:val="20"/>
+                <w:lang w:val="en-US"/>
+              </w:rPr>
+            </w:pPr>
+            <w:r>
+              <w:rPr>
+                <w:rFonts w:ascii="Times New Roman" w:hAnsi="Times New Roman" w:cs="Times New Roman"/>
+                <w:sz w:val="20"/>
+                <w:szCs w:val="20"/>
+                <w:lang w:val="en-US"/>
+              </w:rPr>
+              <w:t>{{CLIENT_PHONE}}</w:t>
+            </w:r>
+          </w:p>
+          <w:p>
+            <w:pPr>
+              <w:jc w:val="center"/>
+              <w:rPr>
+                <w:rFonts w:ascii="Times New Roman" w:eastAsia="Calibri" w:hAnsi="Times New Roman" w:cs="Times New Roman"/>
+                <w:sz w:val="16"/>
+                <w:szCs w:val="16"/>
+                <w:lang w:val="ru-RU" w:eastAsia="en-US"/>
+              </w:rPr>
+            </w:pPr>
+          </w:p>
+        </w:tc>
+      </w:tr>
+    </w:tbl>
     <w:p>
       <w:pPr>
         <w:pStyle w:val="NoSpacing"/>
@@ -4496,13 +4733,51 @@
         <w:tab/>
         <w:t xml:space="preserve"> </w:t>
       </w:r>
-      <w:r>
+    </w:p>
+    <w:p>
+      <w:pPr>
+        <w:pStyle w:val="NoSpacing"/>
+        <w:jc w:val="both"/>
         <w:rPr>
           <w:rFonts w:ascii="Times New Roman" w:hAnsi="Times New Roman" w:cs="Times New Roman"/>
           <w:sz w:val="20"/>
           <w:szCs w:val="20"/>
           <w:lang w:val="en-US"/>
         </w:rPr>
+      </w:pPr>
+      <w:r>
+        <w:rPr>
+          <w:rFonts w:ascii="Times New Roman" w:hAnsi="Times New Roman" w:cs="Times New Roman"/>
+          <w:sz w:val="20"/>
+          <w:szCs w:val="20"/>
+        </w:rPr>
+        <w:t>БИН</w:t>
+      </w:r>
+      <w:r>
+        <w:rPr>
+          <w:rFonts w:ascii="Times New Roman" w:hAnsi="Times New Roman" w:cs="Times New Roman"/>
+          <w:sz w:val="20"/>
+          <w:szCs w:val="20"/>
+          <w:lang w:val="en-US"/>
+        </w:rPr>
+        <w:t xml:space="preserve">: </w:t>
+      </w:r>
+      <w:r>
+        <w:rPr>
+          <w:rFonts w:ascii="Times New Roman" w:hAnsi="Times New Roman" w:cs="Times New Roman"/>
+          <w:sz w:val="20"/>
+          <w:szCs w:val="20"/>
+          <w:lang w:val="en-US" w:eastAsia="ru-RU"/>
+        </w:rPr>
+        <w:t>231040015205</w:t>
+      </w:r>
+      <w:r>
+        <w:rPr>
+          <w:rFonts w:ascii="Times New Roman" w:hAnsi="Times New Roman" w:cs="Times New Roman"/>
+          <w:sz w:val="20"/>
+          <w:szCs w:val="20"/>
+          <w:lang w:val="en-US"/>
+        </w:rPr>
         <w:tab/>
       </w:r>
       <w:r>
@@ -4510,26 +4785,231 @@
           <w:rFonts w:ascii="Times New Roman" w:hAnsi="Times New Roman" w:cs="Times New Roman"/>
           <w:sz w:val="20"/>
           <w:szCs w:val="20"/>
-        </w:rPr>
-        <w:t>ФИО</w:t>
-      </w:r>
-      <w:r>
-        <w:rPr>
-          <w:rFonts w:ascii="Times New Roman" w:hAnsi="Times New Roman" w:cs="Times New Roman"/>
-          <w:sz w:val="20"/>
-          <w:szCs w:val="20"/>
           <w:lang w:val="en-US"/>
         </w:rPr>
+        <w:tab/>
+      </w:r>
+      <w:r>
+        <w:rPr>
+          <w:rFonts w:ascii="Times New Roman" w:hAnsi="Times New Roman" w:cs="Times New Roman"/>
+          <w:sz w:val="20"/>
+          <w:szCs w:val="20"/>
+          <w:lang w:val="en-US"/>
+        </w:rPr>
+        <w:tab/>
+      </w:r>
+    </w:p>
+    <w:p>
+      <w:pPr>
+        <w:pStyle w:val="NoSpacing"/>
+        <w:rPr>
+          <w:rFonts w:ascii="Times New Roman" w:hAnsi="Times New Roman" w:cs="Times New Roman"/>
+          <w:sz w:val="20"/>
+          <w:szCs w:val="20"/>
+          <w:lang w:val="en-US"/>
+        </w:rPr>
+      </w:pPr>
+      <w:r>
+        <w:rPr>
+          <w:rFonts w:ascii="Times New Roman" w:hAnsi="Times New Roman" w:cs="Times New Roman"/>
+          <w:sz w:val="20"/>
+          <w:szCs w:val="20"/>
+        </w:rPr>
+        <w:t>Адрес</w:t>
+      </w:r>
+      <w:r>
+        <w:rPr>
+          <w:rFonts w:ascii="Times New Roman" w:hAnsi="Times New Roman" w:cs="Times New Roman"/>
+          <w:sz w:val="20"/>
+          <w:szCs w:val="20"/>
+          <w:lang w:val="en-US"/>
+        </w:rPr>
+        <w:t xml:space="preserve">: 160012,  </w:t>
+      </w:r>
+      <w:r>
+        <w:rPr>
+          <w:rFonts w:ascii="Times New Roman" w:hAnsi="Times New Roman" w:cs="Times New Roman"/>
+          <w:sz w:val="20"/>
+          <w:szCs w:val="20"/>
+        </w:rPr>
+        <w:t>г</w:t>
+      </w:r>
+      <w:r>
+        <w:rPr>
+          <w:rFonts w:ascii="Times New Roman" w:hAnsi="Times New Roman" w:cs="Times New Roman"/>
+          <w:sz w:val="20"/>
+          <w:szCs w:val="20"/>
+          <w:lang w:val="en-US"/>
+        </w:rPr>
+        <w:t xml:space="preserve">. </w:t>
+      </w:r>
+      <w:r>
+        <w:rPr>
+          <w:rFonts w:ascii="Times New Roman" w:hAnsi="Times New Roman" w:cs="Times New Roman"/>
+          <w:sz w:val="20"/>
+          <w:szCs w:val="20"/>
+        </w:rPr>
+        <w:t>Шымкент</w:t>
+      </w:r>
+      <w:r>
+        <w:rPr>
+          <w:rFonts w:ascii="Times New Roman" w:hAnsi="Times New Roman" w:cs="Times New Roman"/>
+          <w:sz w:val="20"/>
+          <w:szCs w:val="20"/>
+          <w:lang w:val="en-US"/>
+        </w:rPr>
+        <w:t>,</w:t>
+      </w:r>
+      <w:r>
+        <w:rPr>
+          <w:rFonts w:ascii="Times New Roman" w:hAnsi="Times New Roman" w:cs="Times New Roman"/>
+          <w:sz w:val="20"/>
+          <w:szCs w:val="20"/>
+          <w:lang w:val="en-US"/>
+        </w:rPr>
+        <w:tab/>
+      </w:r>
+      <w:r>
+        <w:rPr>
+          <w:rFonts w:ascii="Times New Roman" w:hAnsi="Times New Roman" w:cs="Times New Roman"/>
+          <w:sz w:val="20"/>
+          <w:szCs w:val="20"/>
+          <w:lang w:val="en-US"/>
+        </w:rPr>
+        <w:tab/>
+      </w:r>
+      <w:r>
+        <w:rPr>
+          <w:rFonts w:ascii="Times New Roman" w:hAnsi="Times New Roman" w:cs="Times New Roman"/>
+          <w:sz w:val="20"/>
+          <w:szCs w:val="20"/>
+          <w:lang w:val="en-US"/>
+        </w:rPr>
+        <w:tab/>
+      </w:r>
+      <w:r>
+        <w:rPr>
+          <w:rFonts w:ascii="Times New Roman" w:hAnsi="Times New Roman" w:cs="Times New Roman"/>
+          <w:sz w:val="20"/>
+          <w:szCs w:val="20"/>
+          <w:lang w:val="en-US"/>
+        </w:rPr>
+        <w:tab/>
+      </w:r>
+    </w:p>
+    <w:p>
+      <w:pPr>
+        <w:pStyle w:val="NoSpacing"/>
+        <w:jc w:val="both"/>
+        <w:rPr>
+          <w:rFonts w:ascii="Times New Roman" w:hAnsi="Times New Roman" w:cs="Times New Roman"/>
+          <w:sz w:val="20"/>
+          <w:szCs w:val="20"/>
+        </w:rPr>
+      </w:pPr>
+      <w:r>
+        <w:rPr>
+          <w:rFonts w:ascii="Times New Roman" w:hAnsi="Times New Roman" w:cs="Times New Roman"/>
+          <w:sz w:val="20"/>
+          <w:szCs w:val="20"/>
+        </w:rPr>
+        <w:t>Туранский район, ул. Желтоксан 12</w:t>
+      </w:r>
+    </w:p>
+    <w:p>
+      <w:pPr>
+        <w:pStyle w:val="NoSpacing"/>
+        <w:rPr>
+          <w:rFonts w:ascii="Times New Roman" w:hAnsi="Times New Roman" w:cs="Times New Roman"/>
+          <w:sz w:val="20"/>
+          <w:szCs w:val="20"/>
+          <w:lang w:val="en-US"/>
+        </w:rPr>
+      </w:pPr>
+      <w:r>
+        <w:rPr>
+          <w:rFonts w:ascii="Times New Roman" w:hAnsi="Times New Roman" w:cs="Times New Roman"/>
+          <w:sz w:val="20"/>
+          <w:szCs w:val="20"/>
+        </w:rPr>
+        <w:t>Название банка: АО "</w:t>
+      </w:r>
+      <w:r>
+        <w:rPr>
+          <w:rFonts w:ascii="Times New Roman" w:hAnsi="Times New Roman" w:cs="Times New Roman"/>
+          <w:sz w:val="20"/>
+          <w:szCs w:val="20"/>
+          <w:lang w:val="en-US"/>
+        </w:rPr>
+        <w:t>Kaspi</w:t>
+      </w:r>
+      <w:r>
+        <w:rPr>
+          <w:rFonts w:ascii="Times New Roman" w:hAnsi="Times New Roman" w:cs="Times New Roman"/>
+          <w:sz w:val="20"/>
+          <w:szCs w:val="20"/>
+        </w:rPr>
         <w:t xml:space="preserve"> </w:t>
       </w:r>
       <w:r>
         <w:rPr>
           <w:rFonts w:ascii="Times New Roman" w:hAnsi="Times New Roman" w:cs="Times New Roman"/>
-          <w:sz w:val="24"/>
-          <w:szCs w:val="24"/>
+          <w:sz w:val="20"/>
+          <w:szCs w:val="20"/>
           <w:lang w:val="en-US"/>
         </w:rPr>
-        <w:t>{{CLIENT_FULL_NAME}}</w:t>
+        <w:t>Bank</w:t>
+      </w:r>
+      <w:r>
+        <w:rPr>
+          <w:rFonts w:ascii="Times New Roman" w:hAnsi="Times New Roman" w:cs="Times New Roman"/>
+          <w:sz w:val="20"/>
+          <w:szCs w:val="20"/>
+        </w:rPr>
+        <w:t xml:space="preserve">" </w:t>
+      </w:r>
+      <w:r>
+        <w:rPr>
+          <w:rFonts w:ascii="Times New Roman" w:hAnsi="Times New Roman" w:cs="Times New Roman"/>
+          <w:sz w:val="20"/>
+          <w:szCs w:val="20"/>
+        </w:rPr>
+        <w:tab/>
+      </w:r>
+      <w:r>
+        <w:rPr>
+          <w:rFonts w:ascii="Times New Roman" w:hAnsi="Times New Roman" w:cs="Times New Roman"/>
+          <w:sz w:val="20"/>
+          <w:szCs w:val="20"/>
+        </w:rPr>
+        <w:tab/>
+      </w:r>
+      <w:r>
+        <w:rPr>
+          <w:rFonts w:ascii="Times New Roman" w:hAnsi="Times New Roman" w:cs="Times New Roman"/>
+          <w:sz w:val="20"/>
+          <w:szCs w:val="20"/>
+        </w:rPr>
+        <w:tab/>
+      </w:r>
+    </w:p>
+    <w:p>
+      <w:pPr>
+        <w:pStyle w:val="NoSpacing"/>
+        <w:jc w:val="both"/>
+        <w:rPr>
+          <w:rFonts w:ascii="Times New Roman" w:hAnsi="Times New Roman" w:cs="Times New Roman"/>
+          <w:sz w:val="20"/>
+          <w:szCs w:val="20"/>
+        </w:rPr>
+      </w:pPr>
+      <w:r>
+        <w:rPr>
+          <w:rFonts w:ascii="Times New Roman" w:hAnsi="Times New Roman" w:cs="Times New Roman"/>
+          <w:sz w:val="20"/>
+          <w:szCs w:val="20"/>
+        </w:rPr>
+        <w:t xml:space="preserve">БИК: </w:t>
       </w:r>
       <w:r>
         <w:rPr>
@@ -4538,13 +5018,20 @@
           <w:szCs w:val="20"/>
           <w:lang w:val="en-US"/>
         </w:rPr>
-        <w:t xml:space="preserve"> </w:t>
-      </w:r>
-    </w:p>
-    <w:p>
-      <w:pPr>
-        <w:pStyle w:val="NoSpacing"/>
-        <w:jc w:val="both"/>
+        <w:t>CASPKZKA</w:t>
+      </w:r>
+      <w:r>
+        <w:rPr>
+          <w:rFonts w:ascii="Times New Roman" w:hAnsi="Times New Roman" w:cs="Times New Roman"/>
+          <w:sz w:val="20"/>
+          <w:szCs w:val="20"/>
+        </w:rPr>
+        <w:t xml:space="preserve">;   КБэ: 17 </w:t>
+      </w:r>
+    </w:p>
+    <w:p>
+      <w:pPr>
+        <w:pStyle w:val="NoSpacing"/>
         <w:rPr>
           <w:rFonts w:ascii="Times New Roman" w:hAnsi="Times New Roman" w:cs="Times New Roman"/>
           <w:sz w:val="20"/>
@@ -4558,7 +5045,7 @@
           <w:sz w:val="20"/>
           <w:szCs w:val="20"/>
         </w:rPr>
-        <w:t>БИН</w:t>
+        <w:t>ИИК</w:t>
       </w:r>
       <w:r>
         <w:rPr>
@@ -4567,17 +5054,7 @@
           <w:szCs w:val="20"/>
           <w:lang w:val="en-US"/>
         </w:rPr>
-        <w:t xml:space="preserve">: </w:t>
-      </w:r>
-      <w:r>
-        <w:rPr>
-          <w:rFonts w:ascii="Times New Roman" w:hAnsi="Times New Roman" w:cs="Times New Roman"/>
-          <w:bCs/>
-          <w:sz w:val="20"/>
-          <w:szCs w:val="20"/>
-          <w:lang w:val="en-US" w:eastAsia="ru-RU"/>
-        </w:rPr>
-        <w:t>231040015205</w:t>
+        <w:t>: KZ92722S000030289443</w:t>
       </w:r>
       <w:r>
         <w:rPr>
@@ -4585,450 +5062,6 @@
           <w:sz w:val="20"/>
           <w:szCs w:val="20"/>
           <w:lang w:val="en-US"/>
-        </w:rPr>
-        <w:tab/>
-      </w:r>
-      <w:r>
-        <w:rPr>
-          <w:rFonts w:ascii="Times New Roman" w:hAnsi="Times New Roman" w:cs="Times New Roman"/>
-          <w:sz w:val="20"/>
-          <w:szCs w:val="20"/>
-          <w:lang w:val="en-US"/>
-        </w:rPr>
-        <w:tab/>
-      </w:r>
-      <w:r>
-        <w:rPr>
-          <w:rFonts w:ascii="Times New Roman" w:hAnsi="Times New Roman" w:cs="Times New Roman"/>
-          <w:sz w:val="20"/>
-          <w:szCs w:val="20"/>
-          <w:lang w:val="en-US"/>
-        </w:rPr>
-        <w:tab/>
-      </w:r>
-    </w:p>
-    <w:p>
-      <w:pPr>
-        <w:pStyle w:val="NoSpacing"/>
-        <w:rPr>
-          <w:rFonts w:ascii="Times New Roman" w:hAnsi="Times New Roman" w:cs="Times New Roman"/>
-          <w:sz w:val="20"/>
-          <w:szCs w:val="20"/>
-          <w:lang w:val="en-US"/>
-        </w:rPr>
-      </w:pPr>
-      <w:r>
-        <w:rPr>
-          <w:rFonts w:ascii="Times New Roman" w:hAnsi="Times New Roman" w:cs="Times New Roman"/>
-          <w:sz w:val="20"/>
-          <w:szCs w:val="20"/>
-        </w:rPr>
-        <w:t>Адрес</w:t>
-      </w:r>
-      <w:r>
-        <w:rPr>
-          <w:rFonts w:ascii="Times New Roman" w:hAnsi="Times New Roman" w:cs="Times New Roman"/>
-          <w:sz w:val="20"/>
-          <w:szCs w:val="20"/>
-          <w:lang w:val="en-US"/>
-        </w:rPr>
-        <w:t xml:space="preserve">: 160012,  </w:t>
-      </w:r>
-      <w:r>
-        <w:rPr>
-          <w:rFonts w:ascii="Times New Roman" w:hAnsi="Times New Roman" w:cs="Times New Roman"/>
-          <w:sz w:val="20"/>
-          <w:szCs w:val="20"/>
-        </w:rPr>
-        <w:t>г</w:t>
-      </w:r>
-      <w:r>
-        <w:rPr>
-          <w:rFonts w:ascii="Times New Roman" w:hAnsi="Times New Roman" w:cs="Times New Roman"/>
-          <w:sz w:val="20"/>
-          <w:szCs w:val="20"/>
-          <w:lang w:val="en-US"/>
-        </w:rPr>
-        <w:t xml:space="preserve">. </w:t>
-      </w:r>
-      <w:r>
-        <w:rPr>
-          <w:rFonts w:ascii="Times New Roman" w:hAnsi="Times New Roman" w:cs="Times New Roman"/>
-          <w:sz w:val="20"/>
-          <w:szCs w:val="20"/>
-        </w:rPr>
-        <w:t>Шымкент</w:t>
-      </w:r>
-      <w:r>
-        <w:rPr>
-          <w:rFonts w:ascii="Times New Roman" w:hAnsi="Times New Roman" w:cs="Times New Roman"/>
-          <w:sz w:val="20"/>
-          <w:szCs w:val="20"/>
-          <w:lang w:val="en-US"/>
-        </w:rPr>
-        <w:t>,</w:t>
-      </w:r>
-      <w:r>
-        <w:rPr>
-          <w:rFonts w:ascii="Times New Roman" w:hAnsi="Times New Roman" w:cs="Times New Roman"/>
-          <w:sz w:val="20"/>
-          <w:szCs w:val="20"/>
-          <w:lang w:val="en-US"/>
-        </w:rPr>
-        <w:tab/>
-      </w:r>
-      <w:r>
-        <w:rPr>
-          <w:rFonts w:ascii="Times New Roman" w:hAnsi="Times New Roman" w:cs="Times New Roman"/>
-          <w:sz w:val="20"/>
-          <w:szCs w:val="20"/>
-          <w:lang w:val="en-US"/>
-        </w:rPr>
-        <w:tab/>
-      </w:r>
-      <w:r>
-        <w:rPr>
-          <w:rFonts w:ascii="Times New Roman" w:hAnsi="Times New Roman" w:cs="Times New Roman"/>
-          <w:sz w:val="20"/>
-          <w:szCs w:val="20"/>
-          <w:lang w:val="en-US"/>
-        </w:rPr>
-        <w:tab/>
-      </w:r>
-      <w:r>
-        <w:rPr>
-          <w:rFonts w:ascii="Times New Roman" w:hAnsi="Times New Roman" w:cs="Times New Roman"/>
-          <w:sz w:val="20"/>
-          <w:szCs w:val="20"/>
-          <w:lang w:val="en-US"/>
-        </w:rPr>
-        <w:tab/>
-      </w:r>
-      <w:r>
-        <w:rPr>
-          <w:rFonts w:ascii="Times New Roman" w:hAnsi="Times New Roman" w:cs="Times New Roman"/>
-          <w:sz w:val="20"/>
-          <w:szCs w:val="20"/>
-          <w:lang w:val="en-US"/>
-        </w:rPr>
-        <w:tab/>
-      </w:r>
-      <w:r>
-        <w:rPr>
-          <w:rFonts w:ascii="Times New Roman" w:hAnsi="Times New Roman" w:cs="Times New Roman"/>
-          <w:sz w:val="20"/>
-          <w:szCs w:val="20"/>
-        </w:rPr>
-        <w:t>ИИН</w:t>
-      </w:r>
-      <w:r>
-        <w:rPr>
-          <w:rFonts w:ascii="Times New Roman" w:hAnsi="Times New Roman" w:cs="Times New Roman"/>
-          <w:sz w:val="20"/>
-          <w:szCs w:val="20"/>
-          <w:lang w:val="en-US"/>
-        </w:rPr>
-        <w:t xml:space="preserve">: </w:t>
-      </w:r>
-      <w:r>
-        <w:rPr>
-          <w:rFonts w:ascii="Times New Roman" w:hAnsi="Times New Roman" w:cs="Times New Roman"/>
-          <w:sz w:val="24"/>
-          <w:szCs w:val="24"/>
-          <w:lang w:val="en-US"/>
-        </w:rPr>
-        <w:t>{{</w:t>
-      </w:r>
-      <w:r>
-        <w:rPr>
-          <w:rFonts w:ascii="Times New Roman" w:hAnsi="Times New Roman" w:cs="Times New Roman"/>
-          <w:sz w:val="24"/>
-          <w:szCs w:val="24"/>
-          <w:lang w:val="en-US"/>
-        </w:rPr>
-        <w:t>CLIENT</w:t>
-      </w:r>
-      <w:r>
-        <w:rPr>
-          <w:rFonts w:ascii="Times New Roman" w:hAnsi="Times New Roman" w:cs="Times New Roman"/>
-          <w:sz w:val="24"/>
-          <w:szCs w:val="24"/>
-          <w:lang w:val="en-US"/>
-        </w:rPr>
-        <w:t>_</w:t>
-      </w:r>
-      <w:r>
-        <w:rPr>
-          <w:rFonts w:ascii="Times New Roman" w:hAnsi="Times New Roman" w:cs="Times New Roman"/>
-          <w:sz w:val="24"/>
-          <w:szCs w:val="24"/>
-          <w:lang w:val="en-US"/>
-        </w:rPr>
-        <w:t>IIN</w:t>
-      </w:r>
-      <w:r>
-        <w:rPr>
-          <w:rFonts w:ascii="Times New Roman" w:hAnsi="Times New Roman" w:cs="Times New Roman"/>
-          <w:sz w:val="24"/>
-          <w:szCs w:val="24"/>
-          <w:lang w:val="en-US"/>
-        </w:rPr>
-        <w:t>}}</w:t>
-      </w:r>
-    </w:p>
-    <w:p>
-      <w:pPr>
-        <w:pStyle w:val="NoSpacing"/>
-        <w:jc w:val="both"/>
-        <w:rPr>
-          <w:rFonts w:ascii="Times New Roman" w:hAnsi="Times New Roman" w:cs="Times New Roman"/>
-          <w:sz w:val="20"/>
-          <w:szCs w:val="20"/>
-        </w:rPr>
-      </w:pPr>
-      <w:r>
-        <w:rPr>
-          <w:rFonts w:ascii="Times New Roman" w:hAnsi="Times New Roman" w:cs="Times New Roman"/>
-          <w:sz w:val="20"/>
-          <w:szCs w:val="20"/>
-        </w:rPr>
-        <w:t>Туранский район, ул. Желтоксан 12</w:t>
-      </w:r>
-    </w:p>
-    <w:p>
-      <w:pPr>
-        <w:pStyle w:val="NoSpacing"/>
-        <w:rPr>
-          <w:rFonts w:ascii="Times New Roman" w:hAnsi="Times New Roman" w:cs="Times New Roman"/>
-          <w:sz w:val="20"/>
-          <w:szCs w:val="20"/>
-        </w:rPr>
-      </w:pPr>
-      <w:r>
-        <w:rPr>
-          <w:rFonts w:ascii="Times New Roman" w:hAnsi="Times New Roman" w:cs="Times New Roman"/>
-          <w:sz w:val="20"/>
-          <w:szCs w:val="20"/>
-        </w:rPr>
-        <w:t>Название банка: АО "</w:t>
-      </w:r>
-      <w:r>
-        <w:rPr>
-          <w:rFonts w:ascii="Times New Roman" w:hAnsi="Times New Roman" w:cs="Times New Roman"/>
-          <w:sz w:val="20"/>
-          <w:szCs w:val="20"/>
-          <w:lang w:val="en-US"/>
-        </w:rPr>
-        <w:t>Kaspi</w:t>
-      </w:r>
-      <w:r>
-        <w:rPr>
-          <w:rFonts w:ascii="Times New Roman" w:hAnsi="Times New Roman" w:cs="Times New Roman"/>
-          <w:sz w:val="20"/>
-          <w:szCs w:val="20"/>
-        </w:rPr>
-        <w:t xml:space="preserve"> </w:t>
-      </w:r>
-      <w:r>
-        <w:rPr>
-          <w:rFonts w:ascii="Times New Roman" w:hAnsi="Times New Roman" w:cs="Times New Roman"/>
-          <w:sz w:val="20"/>
-          <w:szCs w:val="20"/>
-          <w:lang w:val="en-US"/>
-        </w:rPr>
-        <w:t>Bank</w:t>
-      </w:r>
-      <w:r>
-        <w:rPr>
-          <w:rFonts w:ascii="Times New Roman" w:hAnsi="Times New Roman" w:cs="Times New Roman"/>
-          <w:sz w:val="20"/>
-          <w:szCs w:val="20"/>
-        </w:rPr>
-        <w:t xml:space="preserve">" </w:t>
-      </w:r>
-      <w:r>
-        <w:rPr>
-          <w:rFonts w:ascii="Times New Roman" w:hAnsi="Times New Roman" w:cs="Times New Roman"/>
-          <w:sz w:val="20"/>
-          <w:szCs w:val="20"/>
-        </w:rPr>
-        <w:tab/>
-      </w:r>
-      <w:r>
-        <w:rPr>
-          <w:rFonts w:ascii="Times New Roman" w:hAnsi="Times New Roman" w:cs="Times New Roman"/>
-          <w:sz w:val="20"/>
-          <w:szCs w:val="20"/>
-        </w:rPr>
-        <w:tab/>
-      </w:r>
-      <w:r>
-        <w:rPr>
-          <w:rFonts w:ascii="Times New Roman" w:hAnsi="Times New Roman" w:cs="Times New Roman"/>
-          <w:sz w:val="20"/>
-          <w:szCs w:val="20"/>
-        </w:rPr>
-        <w:tab/>
-      </w:r>
-      <w:r>
-        <w:rPr>
-          <w:rFonts w:ascii="Times New Roman" w:hAnsi="Times New Roman" w:cs="Times New Roman"/>
-          <w:sz w:val="20"/>
-          <w:szCs w:val="20"/>
-        </w:rPr>
-        <w:tab/>
-      </w:r>
-      <w:r>
-        <w:rPr>
-          <w:rFonts w:ascii="Times New Roman" w:hAnsi="Times New Roman" w:cs="Times New Roman"/>
-          <w:sz w:val="20"/>
-          <w:szCs w:val="20"/>
-        </w:rPr>
-        <w:t xml:space="preserve">Адрес: </w:t>
-      </w:r>
-      <w:r>
-        <w:rPr>
-          <w:rFonts w:ascii="Times New Roman" w:hAnsi="Times New Roman" w:cs="Times New Roman"/>
-          <w:sz w:val="24"/>
-          <w:szCs w:val="24"/>
-        </w:rPr>
-        <w:t>{{</w:t>
-      </w:r>
-      <w:r>
-        <w:rPr>
-          <w:rFonts w:ascii="Times New Roman" w:hAnsi="Times New Roman" w:cs="Times New Roman"/>
-          <w:sz w:val="24"/>
-          <w:szCs w:val="24"/>
-          <w:lang w:val="en-US"/>
-        </w:rPr>
-        <w:t>CLIENT</w:t>
-      </w:r>
-      <w:r>
-        <w:rPr>
-          <w:rFonts w:ascii="Times New Roman" w:hAnsi="Times New Roman" w:cs="Times New Roman"/>
-          <w:sz w:val="24"/>
-          <w:szCs w:val="24"/>
-        </w:rPr>
-        <w:t>_</w:t>
-      </w:r>
-      <w:r>
-        <w:rPr>
-          <w:rFonts w:ascii="Times New Roman" w:hAnsi="Times New Roman" w:cs="Times New Roman"/>
-          <w:sz w:val="24"/>
-          <w:szCs w:val="24"/>
-          <w:lang w:val="en-US"/>
-        </w:rPr>
-        <w:t>ADDRESS</w:t>
-      </w:r>
-      <w:r>
-        <w:rPr>
-          <w:rFonts w:ascii="Times New Roman" w:hAnsi="Times New Roman" w:cs="Times New Roman"/>
-          <w:sz w:val="24"/>
-          <w:szCs w:val="24"/>
-        </w:rPr>
-        <w:t>}}</w:t>
-      </w:r>
-    </w:p>
-    <w:p>
-      <w:pPr>
-        <w:pStyle w:val="NoSpacing"/>
-        <w:jc w:val="both"/>
-        <w:rPr>
-          <w:rFonts w:ascii="Times New Roman" w:hAnsi="Times New Roman" w:cs="Times New Roman"/>
-          <w:sz w:val="20"/>
-          <w:szCs w:val="20"/>
-        </w:rPr>
-      </w:pPr>
-      <w:r>
-        <w:rPr>
-          <w:rFonts w:ascii="Times New Roman" w:hAnsi="Times New Roman" w:cs="Times New Roman"/>
-          <w:sz w:val="20"/>
-          <w:szCs w:val="20"/>
-        </w:rPr>
-        <w:t xml:space="preserve">БИК: </w:t>
-      </w:r>
-      <w:r>
-        <w:rPr>
-          <w:rFonts w:ascii="Times New Roman" w:hAnsi="Times New Roman" w:cs="Times New Roman"/>
-          <w:sz w:val="20"/>
-          <w:szCs w:val="20"/>
-          <w:lang w:val="en-US"/>
-        </w:rPr>
-        <w:t>CASPKZKA</w:t>
-      </w:r>
-      <w:r>
-        <w:rPr>
-          <w:rFonts w:ascii="Times New Roman" w:hAnsi="Times New Roman" w:cs="Times New Roman"/>
-          <w:sz w:val="20"/>
-          <w:szCs w:val="20"/>
-        </w:rPr>
-        <w:t xml:space="preserve">;   КБэ: 17 </w:t>
-      </w:r>
-    </w:p>
-    <w:p>
-      <w:pPr>
-        <w:pStyle w:val="NoSpacing"/>
-        <w:rPr>
-          <w:rFonts w:ascii="Times New Roman" w:hAnsi="Times New Roman" w:cs="Times New Roman"/>
-          <w:sz w:val="20"/>
-          <w:szCs w:val="20"/>
-        </w:rPr>
-      </w:pPr>
-      <w:r>
-        <w:rPr>
-          <w:rFonts w:ascii="Times New Roman" w:hAnsi="Times New Roman" w:cs="Times New Roman"/>
-          <w:sz w:val="20"/>
-          <w:szCs w:val="20"/>
-        </w:rPr>
-        <w:t>ИИК</w:t>
-      </w:r>
-      <w:r>
-        <w:rPr>
-          <w:rFonts w:ascii="Times New Roman" w:hAnsi="Times New Roman" w:cs="Times New Roman"/>
-          <w:sz w:val="20"/>
-          <w:szCs w:val="20"/>
-        </w:rPr>
-        <w:t xml:space="preserve">: </w:t>
-      </w:r>
-      <w:r>
-        <w:rPr>
-          <w:rFonts w:ascii="Times New Roman" w:hAnsi="Times New Roman" w:cs="Times New Roman"/>
-          <w:sz w:val="20"/>
-          <w:szCs w:val="20"/>
-          <w:lang w:val="en-US"/>
-        </w:rPr>
-        <w:t>KZ</w:t>
-      </w:r>
-      <w:r>
-        <w:rPr>
-          <w:rFonts w:ascii="Times New Roman" w:hAnsi="Times New Roman" w:cs="Times New Roman"/>
-          <w:sz w:val="20"/>
-          <w:szCs w:val="20"/>
-        </w:rPr>
-        <w:t>92722</w:t>
-      </w:r>
-      <w:r>
-        <w:rPr>
-          <w:rFonts w:ascii="Times New Roman" w:hAnsi="Times New Roman" w:cs="Times New Roman"/>
-          <w:sz w:val="20"/>
-          <w:szCs w:val="20"/>
-          <w:lang w:val="en-US"/>
-        </w:rPr>
-        <w:t>S</w:t>
-      </w:r>
-      <w:r>
-        <w:rPr>
-          <w:rFonts w:ascii="Times New Roman" w:hAnsi="Times New Roman" w:cs="Times New Roman"/>
-          <w:sz w:val="20"/>
-          <w:szCs w:val="20"/>
-        </w:rPr>
-        <w:t>000030289443</w:t>
-      </w:r>
-      <w:r>
-        <w:rPr>
-          <w:rFonts w:ascii="Times New Roman" w:hAnsi="Times New Roman" w:cs="Times New Roman"/>
-          <w:sz w:val="20"/>
-          <w:szCs w:val="20"/>
         </w:rPr>
         <w:tab/>
         <w:t xml:space="preserve">   </w:t>
@@ -5038,6 +5071,7 @@
           <w:rFonts w:ascii="Times New Roman" w:hAnsi="Times New Roman" w:cs="Times New Roman"/>
           <w:sz w:val="20"/>
           <w:szCs w:val="20"/>
+          <w:lang w:val="en-US"/>
         </w:rPr>
         <w:tab/>
       </w:r>
@@ -5046,6 +5080,7 @@
           <w:rFonts w:ascii="Times New Roman" w:hAnsi="Times New Roman" w:cs="Times New Roman"/>
           <w:sz w:val="20"/>
           <w:szCs w:val="20"/>
+          <w:lang w:val="en-US"/>
         </w:rPr>
         <w:tab/>
         <w:t xml:space="preserve">      </w:t>
@@ -5055,74 +5090,9 @@
           <w:rFonts w:ascii="Times New Roman" w:hAnsi="Times New Roman" w:cs="Times New Roman"/>
           <w:sz w:val="20"/>
           <w:szCs w:val="20"/>
+          <w:lang w:val="en-US"/>
         </w:rPr>
         <w:tab/>
-      </w:r>
-      <w:r>
-        <w:rPr>
-          <w:rFonts w:ascii="Times New Roman" w:hAnsi="Times New Roman" w:cs="Times New Roman"/>
-          <w:sz w:val="20"/>
-          <w:szCs w:val="20"/>
-        </w:rPr>
-        <w:tab/>
-      </w:r>
-      <w:r>
-        <w:rPr>
-          <w:rFonts w:ascii="Times New Roman" w:hAnsi="Times New Roman" w:cs="Times New Roman"/>
-          <w:sz w:val="20"/>
-          <w:szCs w:val="20"/>
-        </w:rPr>
-        <w:t>Тел</w:t>
-      </w:r>
-      <w:r>
-        <w:rPr>
-          <w:rFonts w:ascii="Times New Roman" w:hAnsi="Times New Roman" w:cs="Times New Roman"/>
-          <w:sz w:val="20"/>
-          <w:szCs w:val="20"/>
-        </w:rPr>
-        <w:t xml:space="preserve">: </w:t>
-      </w:r>
-      <w:r>
-        <w:rPr>
-          <w:rFonts w:ascii="Times New Roman" w:hAnsi="Times New Roman" w:cs="Times New Roman"/>
-          <w:sz w:val="24"/>
-          <w:szCs w:val="24"/>
-        </w:rPr>
-        <w:t>{{</w:t>
-      </w:r>
-      <w:r>
-        <w:rPr>
-          <w:rFonts w:ascii="Times New Roman" w:hAnsi="Times New Roman" w:cs="Times New Roman"/>
-          <w:sz w:val="24"/>
-          <w:szCs w:val="24"/>
-          <w:lang w:val="en-US"/>
-        </w:rPr>
-        <w:t>CLIENT</w:t>
-      </w:r>
-      <w:r>
-        <w:rPr>
-          <w:rFonts w:ascii="Times New Roman" w:hAnsi="Times New Roman" w:cs="Times New Roman"/>
-          <w:sz w:val="24"/>
-          <w:szCs w:val="24"/>
-        </w:rPr>
-        <w:t>_</w:t>
-      </w:r>
-      <w:r>
-        <w:rPr>
-          <w:rFonts w:ascii="Times New Roman" w:hAnsi="Times New Roman" w:cs="Times New Roman"/>
-          <w:sz w:val="24"/>
-          <w:szCs w:val="24"/>
-          <w:lang w:val="en-US"/>
-        </w:rPr>
-        <w:t>PHONE</w:t>
-      </w:r>
-      <w:r>
-        <w:rPr>
-          <w:rFonts w:ascii="Times New Roman" w:hAnsi="Times New Roman" w:cs="Times New Roman"/>
-          <w:sz w:val="24"/>
-          <w:szCs w:val="24"/>
-        </w:rPr>
-        <w:t>}}</w:t>
       </w:r>
     </w:p>
     <w:p>
@@ -5349,12 +5319,12 @@
     <w:tbl>
       <w:tblPr>
         <w:tblpPr w:leftFromText="180" w:rightFromText="180" w:vertAnchor="text" w:horzAnchor="page" w:tblpX="5737" w:tblpY="161"/>
-        <w:tblW w:w="4718" w:type="dxa"/>
+        <w:tblW w:w="5070" w:type="dxa"/>
         <w:tblLook w:val="04A0" w:firstRow="1" w:lastRow="0" w:firstColumn="1" w:lastColumn="0" w:noHBand="0" w:noVBand="1"/>
       </w:tblPr>
       <w:tblGrid>
-        <w:gridCol w:w="3719"/>
-        <w:gridCol w:w="999"/>
+        <w:gridCol w:w="3227"/>
+        <w:gridCol w:w="1843"/>
       </w:tblGrid>
       <w:tr>
         <w:trPr>
@@ -5362,9 +5332,9 @@
         </w:trPr>
         <w:tc>
           <w:tcPr>
-            <w:tcW w:w="3719" w:type="dxa"/>
+            <w:tcW w:w="3227" w:type="dxa"/>
             <w:tcBorders>
-              <w:bottom w:val="single" w:sz="6" w:space="1" w:color="000000"/>
+              <w:bottom w:val="single" w:sz="4" w:space="0" w:color="auto"/>
             </w:tcBorders>
           </w:tcPr>
           <w:p>
@@ -5380,9 +5350,9 @@
         </w:tc>
         <w:tc>
           <w:tcPr>
-            <w:tcW w:w="999" w:type="dxa"/>
+            <w:tcW w:w="1843" w:type="dxa"/>
             <w:tcBorders>
-              <w:bottom w:val="single" w:sz="6" w:space="1" w:color="000000"/>
+              <w:bottom w:val="single" w:sz="4" w:space="0" w:color="auto"/>
             </w:tcBorders>
           </w:tcPr>
           <w:p>
@@ -5403,7 +5373,10 @@
         </w:trPr>
         <w:tc>
           <w:tcPr>
-            <w:tcW w:w="3719" w:type="dxa"/>
+            <w:tcW w:w="3227" w:type="dxa"/>
+            <w:tcBorders>
+              <w:top w:val="single" w:sz="4" w:space="0" w:color="auto"/>
+            </w:tcBorders>
           </w:tcPr>
           <w:p>
             <w:pPr>
@@ -5412,16 +5385,12 @@
               </w:tabs>
               <w:rPr>
                 <w:rFonts w:ascii="Times New Roman" w:eastAsia="Calibri" w:hAnsi="Times New Roman" w:cs="Times New Roman"/>
-                <w:sz w:val="24"/>
-                <w:szCs w:val="24"/>
                 <w:lang w:eastAsia="en-US"/>
               </w:rPr>
             </w:pPr>
             <w:r>
               <w:rPr>
                 <w:rFonts w:ascii="Times New Roman" w:eastAsia="Calibri" w:hAnsi="Times New Roman" w:cs="Times New Roman"/>
-                <w:sz w:val="24"/>
-                <w:szCs w:val="24"/>
                 <w:lang w:val="ru-RU" w:eastAsia="en-US"/>
               </w:rPr>
               <w:t>({{CLIENT_FIO_SHORT}})</w:t>
@@ -5430,7 +5399,10 @@
         </w:tc>
         <w:tc>
           <w:tcPr>
-            <w:tcW w:w="999" w:type="dxa"/>
+            <w:tcW w:w="1843" w:type="dxa"/>
+            <w:tcBorders>
+              <w:top w:val="single" w:sz="4" w:space="0" w:color="auto"/>
+            </w:tcBorders>
           </w:tcPr>
           <w:p>
             <w:pPr>
@@ -5593,6 +5565,8 @@
           <w:rFonts w:ascii="Times New Roman" w:hAnsi="Times New Roman" w:cs="Times New Roman"/>
           <w:sz w:val="20"/>
           <w:szCs w:val="20"/>
+          <w:vertAlign w:val="superscript"/>
+          <w:lang w:val="en-US"/>
         </w:rPr>
       </w:pPr>
       <w:r>
@@ -5701,6 +5675,31 @@
         </w:rPr>
         <w:t xml:space="preserve">м.п. </w:t>
       </w:r>
+    </w:p>
+    <w:p>
+      <w:pPr>
+        <w:pStyle w:val="NoSpacing"/>
+        <w:jc w:val="both"/>
+        <w:rPr>
+          <w:rFonts w:ascii="Times New Roman" w:hAnsi="Times New Roman" w:cs="Times New Roman"/>
+          <w:sz w:val="20"/>
+          <w:szCs w:val="20"/>
+          <w:vertAlign w:val="superscript"/>
+          <w:lang w:val="en-US"/>
+        </w:rPr>
+      </w:pPr>
+    </w:p>
+    <w:p>
+      <w:pPr>
+        <w:pStyle w:val="NoSpacing"/>
+        <w:jc w:val="both"/>
+        <w:rPr>
+          <w:rFonts w:ascii="Times New Roman" w:hAnsi="Times New Roman" w:cs="Times New Roman"/>
+          <w:sz w:val="20"/>
+          <w:szCs w:val="20"/>
+          <w:lang w:val="en-US"/>
+        </w:rPr>
+      </w:pPr>
     </w:p>
     <w:sectPr>
       <w:footerReference w:type="default" r:id="rId8"/>

--- a/assets/templates/docx/contract_paid_50_50_ru.docx
+++ b/assets/templates/docx/contract_paid_50_50_ru.docx
@@ -4391,11 +4391,19 @@
       <w:tblPr>
         <w:tblpPr w:leftFromText="180" w:rightFromText="180" w:vertAnchor="text" w:horzAnchor="page" w:tblpX="5521" w:tblpY="18"/>
         <w:tblW w:w="4863" w:type="dxa"/>
+        <w:tblBorders>
+          <w:top w:val="single" w:sz="4" w:space="0" w:color="auto"/>
+          <w:left w:val="single" w:sz="4" w:space="0" w:color="auto"/>
+          <w:bottom w:val="single" w:sz="4" w:space="0" w:color="auto"/>
+          <w:right w:val="single" w:sz="4" w:space="0" w:color="auto"/>
+          <w:insideH w:val="single" w:sz="4" w:space="0" w:color="auto"/>
+          <w:insideV w:val="single" w:sz="4" w:space="0" w:color="auto"/>
+        </w:tblBorders>
         <w:tblLook w:val="04A0" w:firstRow="1" w:lastRow="0" w:firstColumn="1" w:lastColumn="0" w:noHBand="0" w:noVBand="1"/>
       </w:tblPr>
       <w:tblGrid>
-        <w:gridCol w:w="801"/>
-        <w:gridCol w:w="4062"/>
+        <w:gridCol w:w="1101"/>
+        <w:gridCol w:w="3762"/>
       </w:tblGrid>
       <w:tr>
         <w:trPr>
@@ -4403,7 +4411,7 @@
         </w:trPr>
         <w:tc>
           <w:tcPr>
-            <w:tcW w:w="801" w:type="dxa"/>
+            <w:tcW w:w="1101" w:type="dxa"/>
           </w:tcPr>
           <w:p>
             <w:pPr>
@@ -4425,7 +4433,7 @@
         </w:tc>
         <w:tc>
           <w:tcPr>
-            <w:tcW w:w="4062" w:type="dxa"/>
+            <w:tcW w:w="3762" w:type="dxa"/>
           </w:tcPr>
           <w:p>
             <w:pPr>
@@ -4451,7 +4459,7 @@
         </w:trPr>
         <w:tc>
           <w:tcPr>
-            <w:tcW w:w="801" w:type="dxa"/>
+            <w:tcW w:w="1101" w:type="dxa"/>
           </w:tcPr>
           <w:p>
             <w:pPr>
@@ -4474,7 +4482,7 @@
         </w:tc>
         <w:tc>
           <w:tcPr>
-            <w:tcW w:w="4062" w:type="dxa"/>
+            <w:tcW w:w="3762" w:type="dxa"/>
           </w:tcPr>
           <w:p>
             <w:pPr>
@@ -4500,7 +4508,7 @@
         </w:trPr>
         <w:tc>
           <w:tcPr>
-            <w:tcW w:w="801" w:type="dxa"/>
+            <w:tcW w:w="1101" w:type="dxa"/>
           </w:tcPr>
           <w:p>
             <w:pPr>
@@ -4531,7 +4539,7 @@
         </w:tc>
         <w:tc>
           <w:tcPr>
-            <w:tcW w:w="4062" w:type="dxa"/>
+            <w:tcW w:w="3762" w:type="dxa"/>
           </w:tcPr>
           <w:p>
             <w:pPr>
@@ -4557,7 +4565,7 @@
         </w:trPr>
         <w:tc>
           <w:tcPr>
-            <w:tcW w:w="801" w:type="dxa"/>
+            <w:tcW w:w="1101" w:type="dxa"/>
           </w:tcPr>
           <w:p>
             <w:pPr>
@@ -4588,7 +4596,7 @@
         </w:tc>
         <w:tc>
           <w:tcPr>
-            <w:tcW w:w="4062" w:type="dxa"/>
+            <w:tcW w:w="3762" w:type="dxa"/>
           </w:tcPr>
           <w:p>
             <w:pPr>
@@ -4923,16 +4931,32 @@
           <w:rFonts w:ascii="Times New Roman" w:hAnsi="Times New Roman" w:cs="Times New Roman"/>
           <w:sz w:val="20"/>
           <w:szCs w:val="20"/>
+        </w:rPr>
+      </w:pPr>
+      <w:r>
+        <w:rPr>
+          <w:rFonts w:ascii="Times New Roman" w:hAnsi="Times New Roman" w:cs="Times New Roman"/>
+          <w:sz w:val="20"/>
+          <w:szCs w:val="20"/>
+        </w:rPr>
+        <w:t>Название банка: АО "</w:t>
+      </w:r>
+      <w:r>
+        <w:rPr>
+          <w:rFonts w:ascii="Times New Roman" w:hAnsi="Times New Roman" w:cs="Times New Roman"/>
+          <w:sz w:val="20"/>
+          <w:szCs w:val="20"/>
           <w:lang w:val="en-US"/>
         </w:rPr>
-      </w:pPr>
-      <w:r>
-        <w:rPr>
-          <w:rFonts w:ascii="Times New Roman" w:hAnsi="Times New Roman" w:cs="Times New Roman"/>
-          <w:sz w:val="20"/>
-          <w:szCs w:val="20"/>
-        </w:rPr>
-        <w:t>Название банка: АО "</w:t>
+        <w:t>Kaspi</w:t>
+      </w:r>
+      <w:r>
+        <w:rPr>
+          <w:rFonts w:ascii="Times New Roman" w:hAnsi="Times New Roman" w:cs="Times New Roman"/>
+          <w:sz w:val="20"/>
+          <w:szCs w:val="20"/>
+        </w:rPr>
+        <w:t xml:space="preserve"> </w:t>
       </w:r>
       <w:r>
         <w:rPr>
@@ -4941,15 +4965,58 @@
           <w:szCs w:val="20"/>
           <w:lang w:val="en-US"/>
         </w:rPr>
-        <w:t>Kaspi</w:t>
-      </w:r>
-      <w:r>
-        <w:rPr>
-          <w:rFonts w:ascii="Times New Roman" w:hAnsi="Times New Roman" w:cs="Times New Roman"/>
-          <w:sz w:val="20"/>
-          <w:szCs w:val="20"/>
-        </w:rPr>
-        <w:t xml:space="preserve"> </w:t>
+        <w:t>Bank</w:t>
+      </w:r>
+      <w:r>
+        <w:rPr>
+          <w:rFonts w:ascii="Times New Roman" w:hAnsi="Times New Roman" w:cs="Times New Roman"/>
+          <w:sz w:val="20"/>
+          <w:szCs w:val="20"/>
+        </w:rPr>
+        <w:t xml:space="preserve">" </w:t>
+      </w:r>
+      <w:r>
+        <w:rPr>
+          <w:rFonts w:ascii="Times New Roman" w:hAnsi="Times New Roman" w:cs="Times New Roman"/>
+          <w:sz w:val="20"/>
+          <w:szCs w:val="20"/>
+        </w:rPr>
+        <w:tab/>
+      </w:r>
+      <w:r>
+        <w:rPr>
+          <w:rFonts w:ascii="Times New Roman" w:hAnsi="Times New Roman" w:cs="Times New Roman"/>
+          <w:sz w:val="20"/>
+          <w:szCs w:val="20"/>
+        </w:rPr>
+        <w:tab/>
+      </w:r>
+      <w:r>
+        <w:rPr>
+          <w:rFonts w:ascii="Times New Roman" w:hAnsi="Times New Roman" w:cs="Times New Roman"/>
+          <w:sz w:val="20"/>
+          <w:szCs w:val="20"/>
+        </w:rPr>
+        <w:tab/>
+      </w:r>
+    </w:p>
+    <w:p>
+      <w:pPr>
+        <w:pStyle w:val="NoSpacing"/>
+        <w:jc w:val="both"/>
+        <w:rPr>
+          <w:rFonts w:ascii="Times New Roman" w:hAnsi="Times New Roman" w:cs="Times New Roman"/>
+          <w:sz w:val="20"/>
+          <w:szCs w:val="20"/>
+        </w:rPr>
+      </w:pPr>
+      <w:r>
+        <w:rPr>
+          <w:rFonts w:ascii="Times New Roman" w:hAnsi="Times New Roman" w:cs="Times New Roman"/>
+          <w:sz w:val="20"/>
+          <w:szCs w:val="20"/>
+        </w:rPr>
+        <w:t xml:space="preserve">БИК: </w:t>
       </w:r>
       <w:r>
         <w:rPr>
@@ -4958,58 +5025,41 @@
           <w:szCs w:val="20"/>
           <w:lang w:val="en-US"/>
         </w:rPr>
-        <w:t>Bank</w:t>
-      </w:r>
-      <w:r>
-        <w:rPr>
-          <w:rFonts w:ascii="Times New Roman" w:hAnsi="Times New Roman" w:cs="Times New Roman"/>
-          <w:sz w:val="20"/>
-          <w:szCs w:val="20"/>
-        </w:rPr>
-        <w:t xml:space="preserve">" </w:t>
-      </w:r>
-      <w:r>
-        <w:rPr>
-          <w:rFonts w:ascii="Times New Roman" w:hAnsi="Times New Roman" w:cs="Times New Roman"/>
-          <w:sz w:val="20"/>
-          <w:szCs w:val="20"/>
-        </w:rPr>
-        <w:tab/>
-      </w:r>
-      <w:r>
-        <w:rPr>
-          <w:rFonts w:ascii="Times New Roman" w:hAnsi="Times New Roman" w:cs="Times New Roman"/>
-          <w:sz w:val="20"/>
-          <w:szCs w:val="20"/>
-        </w:rPr>
-        <w:tab/>
-      </w:r>
-      <w:r>
-        <w:rPr>
-          <w:rFonts w:ascii="Times New Roman" w:hAnsi="Times New Roman" w:cs="Times New Roman"/>
-          <w:sz w:val="20"/>
-          <w:szCs w:val="20"/>
-        </w:rPr>
-        <w:tab/>
-      </w:r>
-    </w:p>
-    <w:p>
-      <w:pPr>
-        <w:pStyle w:val="NoSpacing"/>
-        <w:jc w:val="both"/>
-        <w:rPr>
-          <w:rFonts w:ascii="Times New Roman" w:hAnsi="Times New Roman" w:cs="Times New Roman"/>
-          <w:sz w:val="20"/>
-          <w:szCs w:val="20"/>
-        </w:rPr>
-      </w:pPr>
-      <w:r>
-        <w:rPr>
-          <w:rFonts w:ascii="Times New Roman" w:hAnsi="Times New Roman" w:cs="Times New Roman"/>
-          <w:sz w:val="20"/>
-          <w:szCs w:val="20"/>
-        </w:rPr>
-        <w:t xml:space="preserve">БИК: </w:t>
+        <w:t>CASPKZKA</w:t>
+      </w:r>
+      <w:r>
+        <w:rPr>
+          <w:rFonts w:ascii="Times New Roman" w:hAnsi="Times New Roman" w:cs="Times New Roman"/>
+          <w:sz w:val="20"/>
+          <w:szCs w:val="20"/>
+        </w:rPr>
+        <w:t xml:space="preserve">;   КБэ: 17 </w:t>
+      </w:r>
+    </w:p>
+    <w:p>
+      <w:pPr>
+        <w:pStyle w:val="NoSpacing"/>
+        <w:rPr>
+          <w:rFonts w:ascii="Times New Roman" w:hAnsi="Times New Roman" w:cs="Times New Roman"/>
+          <w:sz w:val="20"/>
+          <w:szCs w:val="20"/>
+        </w:rPr>
+      </w:pPr>
+      <w:r>
+        <w:rPr>
+          <w:rFonts w:ascii="Times New Roman" w:hAnsi="Times New Roman" w:cs="Times New Roman"/>
+          <w:sz w:val="20"/>
+          <w:szCs w:val="20"/>
+        </w:rPr>
+        <w:t>ИИК</w:t>
+      </w:r>
+      <w:r>
+        <w:rPr>
+          <w:rFonts w:ascii="Times New Roman" w:hAnsi="Times New Roman" w:cs="Times New Roman"/>
+          <w:sz w:val="20"/>
+          <w:szCs w:val="20"/>
+        </w:rPr>
+        <w:t xml:space="preserve">: </w:t>
       </w:r>
       <w:r>
         <w:rPr>
@@ -5018,50 +5068,38 @@
           <w:szCs w:val="20"/>
           <w:lang w:val="en-US"/>
         </w:rPr>
-        <w:t>CASPKZKA</w:t>
-      </w:r>
-      <w:r>
-        <w:rPr>
-          <w:rFonts w:ascii="Times New Roman" w:hAnsi="Times New Roman" w:cs="Times New Roman"/>
-          <w:sz w:val="20"/>
-          <w:szCs w:val="20"/>
-        </w:rPr>
-        <w:t xml:space="preserve">;   КБэ: 17 </w:t>
-      </w:r>
-    </w:p>
-    <w:p>
-      <w:pPr>
-        <w:pStyle w:val="NoSpacing"/>
+        <w:t>KZ</w:t>
+      </w:r>
+      <w:r>
+        <w:rPr>
+          <w:rFonts w:ascii="Times New Roman" w:hAnsi="Times New Roman" w:cs="Times New Roman"/>
+          <w:sz w:val="20"/>
+          <w:szCs w:val="20"/>
+        </w:rPr>
+        <w:t>92722</w:t>
+      </w:r>
+      <w:r>
         <w:rPr>
           <w:rFonts w:ascii="Times New Roman" w:hAnsi="Times New Roman" w:cs="Times New Roman"/>
           <w:sz w:val="20"/>
           <w:szCs w:val="20"/>
           <w:lang w:val="en-US"/>
         </w:rPr>
-      </w:pPr>
-      <w:r>
-        <w:rPr>
-          <w:rFonts w:ascii="Times New Roman" w:hAnsi="Times New Roman" w:cs="Times New Roman"/>
-          <w:sz w:val="20"/>
-          <w:szCs w:val="20"/>
-        </w:rPr>
-        <w:t>ИИК</w:t>
-      </w:r>
-      <w:r>
-        <w:rPr>
-          <w:rFonts w:ascii="Times New Roman" w:hAnsi="Times New Roman" w:cs="Times New Roman"/>
-          <w:sz w:val="20"/>
-          <w:szCs w:val="20"/>
-          <w:lang w:val="en-US"/>
-        </w:rPr>
-        <w:t>: KZ92722S000030289443</w:t>
-      </w:r>
-      <w:r>
-        <w:rPr>
-          <w:rFonts w:ascii="Times New Roman" w:hAnsi="Times New Roman" w:cs="Times New Roman"/>
-          <w:sz w:val="20"/>
-          <w:szCs w:val="20"/>
-          <w:lang w:val="en-US"/>
+        <w:t>S</w:t>
+      </w:r>
+      <w:r>
+        <w:rPr>
+          <w:rFonts w:ascii="Times New Roman" w:hAnsi="Times New Roman" w:cs="Times New Roman"/>
+          <w:sz w:val="20"/>
+          <w:szCs w:val="20"/>
+        </w:rPr>
+        <w:t>000030289443</w:t>
+      </w:r>
+      <w:r>
+        <w:rPr>
+          <w:rFonts w:ascii="Times New Roman" w:hAnsi="Times New Roman" w:cs="Times New Roman"/>
+          <w:sz w:val="20"/>
+          <w:szCs w:val="20"/>
         </w:rPr>
         <w:tab/>
         <w:t xml:space="preserve">   </w:t>
@@ -5071,7 +5109,6 @@
           <w:rFonts w:ascii="Times New Roman" w:hAnsi="Times New Roman" w:cs="Times New Roman"/>
           <w:sz w:val="20"/>
           <w:szCs w:val="20"/>
-          <w:lang w:val="en-US"/>
         </w:rPr>
         <w:tab/>
       </w:r>
@@ -5080,7 +5117,6 @@
           <w:rFonts w:ascii="Times New Roman" w:hAnsi="Times New Roman" w:cs="Times New Roman"/>
           <w:sz w:val="20"/>
           <w:szCs w:val="20"/>
-          <w:lang w:val="en-US"/>
         </w:rPr>
         <w:tab/>
         <w:t xml:space="preserve">      </w:t>
@@ -5090,7 +5126,6 @@
           <w:rFonts w:ascii="Times New Roman" w:hAnsi="Times New Roman" w:cs="Times New Roman"/>
           <w:sz w:val="20"/>
           <w:szCs w:val="20"/>
-          <w:lang w:val="en-US"/>
         </w:rPr>
         <w:tab/>
       </w:r>
@@ -5393,7 +5428,7 @@
                 <w:rFonts w:ascii="Times New Roman" w:eastAsia="Calibri" w:hAnsi="Times New Roman" w:cs="Times New Roman"/>
                 <w:lang w:val="ru-RU" w:eastAsia="en-US"/>
               </w:rPr>
-              <w:t>({{CLIENT_FIO_SHORT}})</w:t>
+              <w:t>{{CLIENT_FIO_SHORT}}</w:t>
             </w:r>
           </w:p>
         </w:tc>
@@ -5655,39 +5690,10 @@
           <w:rFonts w:ascii="Times New Roman" w:hAnsi="Times New Roman" w:cs="Times New Roman"/>
           <w:sz w:val="20"/>
           <w:szCs w:val="20"/>
-        </w:rPr>
-        <w:tab/>
-      </w:r>
-      <w:r>
-        <w:rPr>
-          <w:rFonts w:ascii="Times New Roman" w:hAnsi="Times New Roman" w:cs="Times New Roman"/>
-          <w:sz w:val="20"/>
-          <w:szCs w:val="20"/>
-        </w:rPr>
-        <w:tab/>
-      </w:r>
-      <w:r>
-        <w:rPr>
-          <w:rFonts w:ascii="Times New Roman" w:hAnsi="Times New Roman" w:cs="Times New Roman"/>
-          <w:sz w:val="20"/>
-          <w:szCs w:val="20"/>
           <w:vertAlign w:val="superscript"/>
         </w:rPr>
         <w:t xml:space="preserve">м.п. </w:t>
       </w:r>
-    </w:p>
-    <w:p>
-      <w:pPr>
-        <w:pStyle w:val="NoSpacing"/>
-        <w:jc w:val="both"/>
-        <w:rPr>
-          <w:rFonts w:ascii="Times New Roman" w:hAnsi="Times New Roman" w:cs="Times New Roman"/>
-          <w:sz w:val="20"/>
-          <w:szCs w:val="20"/>
-          <w:vertAlign w:val="superscript"/>
-          <w:lang w:val="en-US"/>
-        </w:rPr>
-      </w:pPr>
     </w:p>
     <w:p>
       <w:pPr>

--- a/assets/templates/docx/contract_paid_50_50_ru.docx
+++ b/assets/templates/docx/contract_paid_50_50_ru.docx
@@ -790,7 +790,7 @@
         <w:tabs>
           <w:tab w:val="left" w:pos="220"/>
         </w:tabs>
-        <w:ind w:left="0" w:firstLineChars="190" w:firstLine="381"/>
+        <w:ind w:left="380" w:firstLineChars="190" w:firstLine="381"/>
         <w:jc w:val="center"/>
         <w:rPr>
           <w:rFonts w:ascii="Times New Roman" w:hAnsi="Times New Roman" w:cs="Times New Roman"/>
@@ -926,7 +926,7 @@
         <w:tabs>
           <w:tab w:val="left" w:pos="220"/>
         </w:tabs>
-        <w:ind w:left="0" w:firstLineChars="190" w:firstLine="381"/>
+        <w:ind w:left="380" w:firstLineChars="190" w:firstLine="381"/>
         <w:jc w:val="center"/>
         <w:rPr>
           <w:rFonts w:ascii="Times New Roman" w:hAnsi="Times New Roman" w:cs="Times New Roman"/>
@@ -1839,7 +1839,7 @@
         <w:tabs>
           <w:tab w:val="left" w:pos="220"/>
         </w:tabs>
-        <w:ind w:left="0" w:firstLineChars="190" w:firstLine="381"/>
+        <w:ind w:left="380" w:firstLineChars="190" w:firstLine="381"/>
         <w:jc w:val="center"/>
         <w:rPr>
           <w:rFonts w:ascii="Times New Roman" w:hAnsi="Times New Roman" w:cs="Times New Roman"/>
@@ -2009,7 +2009,7 @@
         <w:tabs>
           <w:tab w:val="left" w:pos="220"/>
         </w:tabs>
-        <w:ind w:left="0" w:firstLineChars="190" w:firstLine="381"/>
+        <w:ind w:left="380" w:firstLineChars="190" w:firstLine="381"/>
         <w:jc w:val="center"/>
         <w:rPr>
           <w:rFonts w:ascii="Times New Roman" w:hAnsi="Times New Roman" w:cs="Times New Roman"/>
@@ -2654,7 +2654,7 @@
         <w:tabs>
           <w:tab w:val="left" w:pos="220"/>
         </w:tabs>
-        <w:ind w:left="0" w:firstLineChars="190" w:firstLine="381"/>
+        <w:ind w:left="380" w:firstLineChars="190" w:firstLine="381"/>
         <w:jc w:val="center"/>
         <w:rPr>
           <w:rFonts w:ascii="Times New Roman" w:hAnsi="Times New Roman" w:cs="Times New Roman"/>
@@ -2766,7 +2766,7 @@
           <w:ilvl w:val="0"/>
           <w:numId w:val="1"/>
         </w:numPr>
-        <w:ind w:left="0" w:firstLineChars="190" w:firstLine="381"/>
+        <w:ind w:left="380" w:firstLineChars="190" w:firstLine="381"/>
         <w:jc w:val="center"/>
         <w:rPr>
           <w:rFonts w:ascii="Times New Roman" w:hAnsi="Times New Roman" w:cs="Times New Roman"/>
@@ -3543,7 +3543,7 @@
           <w:ilvl w:val="1"/>
           <w:numId w:val="2"/>
         </w:numPr>
-        <w:ind w:left="0" w:firstLineChars="190" w:firstLine="380"/>
+        <w:ind w:left="380" w:firstLineChars="190" w:firstLine="380"/>
         <w:jc w:val="both"/>
         <w:rPr>
           <w:rFonts w:ascii="Times New Roman" w:eastAsia="SimSun" w:hAnsi="Times New Roman" w:cs="Times New Roman"/>
@@ -3690,7 +3690,7 @@
           <w:ilvl w:val="1"/>
           <w:numId w:val="2"/>
         </w:numPr>
-        <w:ind w:left="0" w:firstLineChars="200" w:firstLine="400"/>
+        <w:ind w:left="380" w:firstLineChars="200" w:firstLine="400"/>
         <w:jc w:val="both"/>
         <w:rPr>
           <w:rFonts w:ascii="Times New Roman" w:hAnsi="Times New Roman" w:cs="Times New Roman"/>
@@ -3723,7 +3723,7 @@
           <w:ilvl w:val="1"/>
           <w:numId w:val="2"/>
         </w:numPr>
-        <w:ind w:left="0" w:firstLineChars="200" w:firstLine="400"/>
+        <w:ind w:left="380" w:firstLineChars="200" w:firstLine="400"/>
         <w:jc w:val="both"/>
         <w:rPr>
           <w:rFonts w:ascii="Times New Roman" w:hAnsi="Times New Roman" w:cs="Times New Roman"/>
@@ -3747,7 +3747,7 @@
           <w:ilvl w:val="1"/>
           <w:numId w:val="2"/>
         </w:numPr>
-        <w:ind w:left="0" w:firstLineChars="190" w:firstLine="380"/>
+        <w:ind w:left="380" w:firstLineChars="190" w:firstLine="380"/>
         <w:jc w:val="both"/>
         <w:rPr>
           <w:rFonts w:ascii="Times New Roman" w:hAnsi="Times New Roman" w:cs="Times New Roman"/>
@@ -3771,7 +3771,7 @@
           <w:ilvl w:val="1"/>
           <w:numId w:val="2"/>
         </w:numPr>
-        <w:ind w:left="0" w:firstLineChars="190" w:firstLine="380"/>
+        <w:ind w:left="380" w:firstLineChars="190" w:firstLine="380"/>
         <w:jc w:val="both"/>
         <w:rPr>
           <w:rFonts w:ascii="Times New Roman" w:hAnsi="Times New Roman" w:cs="Times New Roman"/>
@@ -4049,7 +4049,7 @@
       <w:pPr>
         <w:pStyle w:val="NoSpacing"/>
         <w:ind w:leftChars="190" w:left="380" w:firstLine="402"/>
-        <w:jc w:val="both"/>
+        <w:jc w:val="center"/>
         <w:rPr>
           <w:rFonts w:ascii="Times New Roman" w:hAnsi="Times New Roman" w:cs="Times New Roman"/>
           <w:b/>
@@ -4391,14 +4391,6 @@
       <w:tblPr>
         <w:tblpPr w:leftFromText="180" w:rightFromText="180" w:vertAnchor="text" w:horzAnchor="page" w:tblpX="5521" w:tblpY="18"/>
         <w:tblW w:w="4863" w:type="dxa"/>
-        <w:tblBorders>
-          <w:top w:val="single" w:sz="4" w:space="0" w:color="auto"/>
-          <w:left w:val="single" w:sz="4" w:space="0" w:color="auto"/>
-          <w:bottom w:val="single" w:sz="4" w:space="0" w:color="auto"/>
-          <w:right w:val="single" w:sz="4" w:space="0" w:color="auto"/>
-          <w:insideH w:val="single" w:sz="4" w:space="0" w:color="auto"/>
-          <w:insideV w:val="single" w:sz="4" w:space="0" w:color="auto"/>
-        </w:tblBorders>
         <w:tblLook w:val="04A0" w:firstRow="1" w:lastRow="0" w:firstColumn="1" w:lastColumn="0" w:noHBand="0" w:noVBand="1"/>
       </w:tblPr>
       <w:tblGrid>
@@ -5703,7 +5695,6 @@
           <w:rFonts w:ascii="Times New Roman" w:hAnsi="Times New Roman" w:cs="Times New Roman"/>
           <w:sz w:val="20"/>
           <w:szCs w:val="20"/>
-          <w:lang w:val="en-US"/>
         </w:rPr>
       </w:pPr>
     </w:p>

--- a/assets/templates/docx/contract_paid_50_50_ru.docx
+++ b/assets/templates/docx/contract_paid_50_50_ru.docx
@@ -7183,41 +7183,19 @@
                 <w:rFonts w:ascii="Times New Roman" w:hAnsi="Times New Roman" w:cs="Times New Roman"/>
                 <w:sz w:val="18"/>
                 <w:szCs w:val="18"/>
-                <w:lang w:val="ru-RU"/>
-              </w:rPr>
-            </w:pPr>
-            <w:r>
-              <w:rPr>
-                <w:rFonts w:ascii="Times New Roman" w:hAnsi="Times New Roman" w:cs="Times New Roman"/>
-                <w:b/>
-                <w:bCs/>
-                <w:sz w:val="18"/>
-                <w:szCs w:val="18"/>
-                <w:lang w:val="ru-RU"/>
-              </w:rPr>
-              <w:t xml:space="preserve">1. ШАРТТЫҢ </w:t>
-            </w:r>
-            <w:r>
-              <w:rPr>
-                <w:rFonts w:ascii="Times New Roman" w:hAnsi="Times New Roman" w:cs="Times New Roman"/>
-                <w:b/>
-                <w:bCs/>
-                <w:sz w:val="18"/>
-                <w:szCs w:val="18"/>
-                <w:lang w:val="ru-RU"/>
-              </w:rPr>
-              <w:t>М</w:t>
-            </w:r>
-            <w:r>
-              <w:rPr>
-                <w:rFonts w:ascii="Times New Roman" w:hAnsi="Times New Roman" w:cs="Times New Roman"/>
-                <w:b/>
-                <w:bCs/>
-                <w:sz w:val="18"/>
-                <w:szCs w:val="18"/>
-                <w:lang w:val="ru-RU"/>
-              </w:rPr>
-              <w:t>ӘНІ</w:t>
+                <w:lang w:val="ru-KZ"/>
+              </w:rPr>
+            </w:pPr>
+            <w:r>
+              <w:rPr>
+                <w:rFonts w:ascii="Times New Roman" w:hAnsi="Times New Roman" w:cs="Times New Roman"/>
+                <w:b/>
+                <w:bCs/>
+                <w:sz w:val="18"/>
+                <w:szCs w:val="18"/>
+                <w:lang w:val="ru-KZ"/>
+              </w:rPr>
+              <w:t>1. ШАРТТЫҢ МӘНІ</w:t>
             </w:r>
           </w:p>
           <w:p>
@@ -7231,6 +7209,7 @@
                 <w:bCs/>
                 <w:sz w:val="18"/>
                 <w:szCs w:val="18"/>
+                <w:lang w:val="ru-KZ"/>
               </w:rPr>
             </w:pPr>
           </w:p>
@@ -7243,15 +7222,17 @@
                 <w:rFonts w:ascii="Times New Roman" w:hAnsi="Times New Roman" w:cs="Times New Roman"/>
                 <w:sz w:val="18"/>
                 <w:szCs w:val="18"/>
-              </w:rPr>
-            </w:pPr>
-            <w:r>
-              <w:rPr>
-                <w:rFonts w:ascii="Times New Roman" w:hAnsi="Times New Roman" w:cs="Times New Roman"/>
-                <w:b/>
-                <w:bCs/>
-                <w:sz w:val="18"/>
-                <w:szCs w:val="18"/>
+                <w:lang w:val="ru-KZ"/>
+              </w:rPr>
+            </w:pPr>
+            <w:r>
+              <w:rPr>
+                <w:rFonts w:ascii="Times New Roman" w:hAnsi="Times New Roman" w:cs="Times New Roman"/>
+                <w:b/>
+                <w:bCs/>
+                <w:sz w:val="18"/>
+                <w:szCs w:val="18"/>
+                <w:lang w:val="ru-KZ"/>
               </w:rPr>
               <w:t xml:space="preserve">1.1. </w:t>
             </w:r>
@@ -7260,6 +7241,7 @@
                 <w:rFonts w:ascii="Times New Roman" w:hAnsi="Times New Roman" w:cs="Times New Roman"/>
                 <w:sz w:val="18"/>
                 <w:szCs w:val="18"/>
+                <w:lang w:val="ru-KZ"/>
               </w:rPr>
               <w:t>Клиент осы Шарт талаптарына сәйкес шетелдік визаны алу үшін құжаттарды дайындауға байланысты ақпараттық-консультациялық және ілеспе қызметтерді (бұдан әрі – «Қызметтер») көрсетуге Агенттікке тапсырма береді және олардың ақысын төлейді, ал Агенттік аталған қызметтерді көрсетуге міндеттенеді.</w:t>
             </w:r>
@@ -7273,15 +7255,17 @@
                 <w:rFonts w:ascii="Times New Roman" w:hAnsi="Times New Roman" w:cs="Times New Roman"/>
                 <w:sz w:val="18"/>
                 <w:szCs w:val="18"/>
-              </w:rPr>
-            </w:pPr>
-            <w:r>
-              <w:rPr>
-                <w:rFonts w:ascii="Times New Roman" w:hAnsi="Times New Roman" w:cs="Times New Roman"/>
-                <w:b/>
-                <w:bCs/>
-                <w:sz w:val="18"/>
-                <w:szCs w:val="18"/>
+                <w:lang w:val="ru-KZ"/>
+              </w:rPr>
+            </w:pPr>
+            <w:r>
+              <w:rPr>
+                <w:rFonts w:ascii="Times New Roman" w:hAnsi="Times New Roman" w:cs="Times New Roman"/>
+                <w:b/>
+                <w:bCs/>
+                <w:sz w:val="18"/>
+                <w:szCs w:val="18"/>
+                <w:lang w:val="ru-KZ"/>
               </w:rPr>
               <w:t xml:space="preserve">1.2. </w:t>
             </w:r>
@@ -7290,6 +7274,7 @@
                 <w:rFonts w:ascii="Times New Roman" w:hAnsi="Times New Roman" w:cs="Times New Roman"/>
                 <w:sz w:val="18"/>
                 <w:szCs w:val="18"/>
+                <w:lang w:val="ru-KZ"/>
               </w:rPr>
               <w:t>Агенттік көрсететін қызметтер виза беру қызметтері болып табылмайды, консулдық немесе дипломатиялық органдардың шешім қабылдауын қамтымайды және визаның берілуіне кепілдік бермейді. Клиент Агенттік дайындаған құжаттарды тек консулдықтарға және визалық орталықтарға тапсыру мақсатында пайдаланады.</w:t>
             </w:r>
@@ -7303,15 +7288,17 @@
                 <w:rFonts w:ascii="Times New Roman" w:hAnsi="Times New Roman" w:cs="Times New Roman"/>
                 <w:sz w:val="18"/>
                 <w:szCs w:val="18"/>
-              </w:rPr>
-            </w:pPr>
-            <w:r>
-              <w:rPr>
-                <w:rFonts w:ascii="Times New Roman" w:hAnsi="Times New Roman" w:cs="Times New Roman"/>
-                <w:b/>
-                <w:bCs/>
-                <w:sz w:val="18"/>
-                <w:szCs w:val="18"/>
+                <w:lang w:val="ru-KZ"/>
+              </w:rPr>
+            </w:pPr>
+            <w:r>
+              <w:rPr>
+                <w:rFonts w:ascii="Times New Roman" w:hAnsi="Times New Roman" w:cs="Times New Roman"/>
+                <w:b/>
+                <w:bCs/>
+                <w:sz w:val="18"/>
+                <w:szCs w:val="18"/>
+                <w:lang w:val="ru-KZ"/>
               </w:rPr>
               <w:t xml:space="preserve">1.3. </w:t>
             </w:r>
@@ -7320,6 +7307,7 @@
                 <w:rFonts w:ascii="Times New Roman" w:hAnsi="Times New Roman" w:cs="Times New Roman"/>
                 <w:sz w:val="18"/>
                 <w:szCs w:val="18"/>
+                <w:lang w:val="ru-KZ"/>
               </w:rPr>
               <w:t>Осы Шарт шеңберінде Агенттік келесі қызметтерді көрсетеді:</w:t>
             </w:r>
@@ -7333,13 +7321,15 @@
                 <w:rFonts w:ascii="Times New Roman" w:hAnsi="Times New Roman" w:cs="Times New Roman"/>
                 <w:sz w:val="18"/>
                 <w:szCs w:val="18"/>
-              </w:rPr>
-            </w:pPr>
-            <w:r>
-              <w:rPr>
-                <w:rFonts w:ascii="Times New Roman" w:hAnsi="Times New Roman" w:cs="Times New Roman"/>
-                <w:sz w:val="18"/>
-                <w:szCs w:val="18"/>
+                <w:lang w:val="ru-KZ"/>
+              </w:rPr>
+            </w:pPr>
+            <w:r>
+              <w:rPr>
+                <w:rFonts w:ascii="Times New Roman" w:hAnsi="Times New Roman" w:cs="Times New Roman"/>
+                <w:sz w:val="18"/>
+                <w:szCs w:val="18"/>
+                <w:lang w:val="ru-KZ"/>
               </w:rPr>
               <w:t>- виза рәсімдеу мәселелері, қажетті құжаттар тізбесі, құжаттарды тапсыру мерзімдері және виза түрлері бойынша консультациялар беру;</w:t>
             </w:r>
@@ -7353,13 +7343,15 @@
                 <w:rFonts w:ascii="Times New Roman" w:hAnsi="Times New Roman" w:cs="Times New Roman"/>
                 <w:sz w:val="18"/>
                 <w:szCs w:val="18"/>
-              </w:rPr>
-            </w:pPr>
-            <w:r>
-              <w:rPr>
-                <w:rFonts w:ascii="Times New Roman" w:hAnsi="Times New Roman" w:cs="Times New Roman"/>
-                <w:sz w:val="18"/>
-                <w:szCs w:val="18"/>
+                <w:lang w:val="ru-KZ"/>
+              </w:rPr>
+            </w:pPr>
+            <w:r>
+              <w:rPr>
+                <w:rFonts w:ascii="Times New Roman" w:hAnsi="Times New Roman" w:cs="Times New Roman"/>
+                <w:sz w:val="18"/>
+                <w:szCs w:val="18"/>
+                <w:lang w:val="ru-KZ"/>
               </w:rPr>
               <w:t>- виза алу үшін қажетті сауалнамалар мен өзге де нысандарды толтыру барысында сүйемелдеу көрсету;</w:t>
             </w:r>
@@ -7373,13 +7365,15 @@
                 <w:rFonts w:ascii="Times New Roman" w:hAnsi="Times New Roman" w:cs="Times New Roman"/>
                 <w:sz w:val="18"/>
                 <w:szCs w:val="18"/>
-              </w:rPr>
-            </w:pPr>
-            <w:r>
-              <w:rPr>
-                <w:rFonts w:ascii="Times New Roman" w:hAnsi="Times New Roman" w:cs="Times New Roman"/>
-                <w:sz w:val="18"/>
-                <w:szCs w:val="18"/>
+                <w:lang w:val="ru-KZ"/>
+              </w:rPr>
+            </w:pPr>
+            <w:r>
+              <w:rPr>
+                <w:rFonts w:ascii="Times New Roman" w:hAnsi="Times New Roman" w:cs="Times New Roman"/>
+                <w:sz w:val="18"/>
+                <w:szCs w:val="18"/>
+                <w:lang w:val="ru-KZ"/>
               </w:rPr>
               <w:t>- консулдыққа тапсыру үшін құжаттардың толық топтамасын тексеру және қалыптастыру;</w:t>
             </w:r>
@@ -7393,13 +7387,15 @@
                 <w:rFonts w:ascii="Times New Roman" w:hAnsi="Times New Roman" w:cs="Times New Roman"/>
                 <w:sz w:val="18"/>
                 <w:szCs w:val="18"/>
-              </w:rPr>
-            </w:pPr>
-            <w:r>
-              <w:rPr>
-                <w:rFonts w:ascii="Times New Roman" w:hAnsi="Times New Roman" w:cs="Times New Roman"/>
-                <w:sz w:val="18"/>
-                <w:szCs w:val="18"/>
+                <w:lang w:val="ru-KZ"/>
+              </w:rPr>
+            </w:pPr>
+            <w:r>
+              <w:rPr>
+                <w:rFonts w:ascii="Times New Roman" w:hAnsi="Times New Roman" w:cs="Times New Roman"/>
+                <w:sz w:val="18"/>
+                <w:szCs w:val="18"/>
+                <w:lang w:val="ru-KZ"/>
               </w:rPr>
               <w:t>- құжаттарды аудару, нотариаттық куәландыру және заңдастыруды (қажет болған жағдайда) ұйымдастыру;</w:t>
             </w:r>
@@ -7413,13 +7409,15 @@
                 <w:rFonts w:ascii="Times New Roman" w:hAnsi="Times New Roman" w:cs="Times New Roman"/>
                 <w:sz w:val="18"/>
                 <w:szCs w:val="18"/>
-              </w:rPr>
-            </w:pPr>
-            <w:r>
-              <w:rPr>
-                <w:rFonts w:ascii="Times New Roman" w:hAnsi="Times New Roman" w:cs="Times New Roman"/>
-                <w:sz w:val="18"/>
-                <w:szCs w:val="18"/>
+                <w:lang w:val="ru-KZ"/>
+              </w:rPr>
+            </w:pPr>
+            <w:r>
+              <w:rPr>
+                <w:rFonts w:ascii="Times New Roman" w:hAnsi="Times New Roman" w:cs="Times New Roman"/>
+                <w:sz w:val="18"/>
+                <w:szCs w:val="18"/>
+                <w:lang w:val="ru-KZ"/>
               </w:rPr>
               <w:t>- консулдық мекемелерге қабылдауға жазылуды ұйымдастыру;</w:t>
             </w:r>
@@ -7433,13 +7431,15 @@
                 <w:rFonts w:ascii="Times New Roman" w:hAnsi="Times New Roman" w:cs="Times New Roman"/>
                 <w:sz w:val="18"/>
                 <w:szCs w:val="18"/>
-              </w:rPr>
-            </w:pPr>
-            <w:r>
-              <w:rPr>
-                <w:rFonts w:ascii="Times New Roman" w:hAnsi="Times New Roman" w:cs="Times New Roman"/>
-                <w:sz w:val="18"/>
-                <w:szCs w:val="18"/>
+                <w:lang w:val="ru-KZ"/>
+              </w:rPr>
+            </w:pPr>
+            <w:r>
+              <w:rPr>
+                <w:rFonts w:ascii="Times New Roman" w:hAnsi="Times New Roman" w:cs="Times New Roman"/>
+                <w:sz w:val="18"/>
+                <w:szCs w:val="18"/>
+                <w:lang w:val="ru-KZ"/>
               </w:rPr>
               <w:t>- визалық мақсаттар үшін әуе билеттерін, қонақүйді және медициналық сақтандыруды брондауға жәрдем көрсету;</w:t>
             </w:r>
@@ -7453,13 +7453,15 @@
                 <w:rFonts w:ascii="Times New Roman" w:hAnsi="Times New Roman" w:cs="Times New Roman"/>
                 <w:sz w:val="18"/>
                 <w:szCs w:val="18"/>
-              </w:rPr>
-            </w:pPr>
-            <w:r>
-              <w:rPr>
-                <w:rFonts w:ascii="Times New Roman" w:hAnsi="Times New Roman" w:cs="Times New Roman"/>
-                <w:sz w:val="18"/>
-                <w:szCs w:val="18"/>
+                <w:lang w:val="ru-KZ"/>
+              </w:rPr>
+            </w:pPr>
+            <w:r>
+              <w:rPr>
+                <w:rFonts w:ascii="Times New Roman" w:hAnsi="Times New Roman" w:cs="Times New Roman"/>
+                <w:sz w:val="18"/>
+                <w:szCs w:val="18"/>
+                <w:lang w:val="ru-KZ"/>
               </w:rPr>
               <w:t>- құжаттарды қараудың ағымдағы мәртебесі туралы ақпарат беру (қолданылатын жағдайда);</w:t>
             </w:r>
@@ -7473,13 +7475,15 @@
                 <w:rFonts w:ascii="Times New Roman" w:hAnsi="Times New Roman" w:cs="Times New Roman"/>
                 <w:sz w:val="18"/>
                 <w:szCs w:val="18"/>
-              </w:rPr>
-            </w:pPr>
-            <w:r>
-              <w:rPr>
-                <w:rFonts w:ascii="Times New Roman" w:hAnsi="Times New Roman" w:cs="Times New Roman"/>
-                <w:sz w:val="18"/>
-                <w:szCs w:val="18"/>
+                <w:lang w:val="ru-KZ"/>
+              </w:rPr>
+            </w:pPr>
+            <w:r>
+              <w:rPr>
+                <w:rFonts w:ascii="Times New Roman" w:hAnsi="Times New Roman" w:cs="Times New Roman"/>
+                <w:sz w:val="18"/>
+                <w:szCs w:val="18"/>
+                <w:lang w:val="ru-KZ"/>
               </w:rPr>
               <w:t>- визалық режим талаптарын ескере отырып, елге кіру, болу және қайтып оралу мәселелері бойынша өз құзыреті шегінде консультациялар беру.</w:t>
             </w:r>
@@ -7493,6 +7497,7 @@
                 <w:rFonts w:ascii="Times New Roman" w:hAnsi="Times New Roman" w:cs="Times New Roman"/>
                 <w:sz w:val="18"/>
                 <w:szCs w:val="18"/>
+                <w:lang w:val="ru-KZ"/>
               </w:rPr>
             </w:pPr>
           </w:p>
@@ -11102,21 +11107,17 @@
                 <w:szCs w:val="18"/>
                 <w:lang w:val="ru-KZ"/>
               </w:rPr>
-              <w:t>Ф.И.О. / Т.А.Ә.: {{CLIENT_FULL_NAME}}</w:t>
-            </w:r>
-          </w:p>
-          <w:p>
-            <w:pPr>
-              <w:pStyle w:val="NoSpacing"/>
-              <w:rPr>
-                <w:rFonts w:ascii="Times New Roman" w:hAnsi="Times New Roman" w:cs="Times New Roman"/>
-                <w:b/>
-                <w:bCs/>
+              <w:t xml:space="preserve">Ф.И.О. / Т.А.Ә.: </w:t>
+            </w:r>
+            <w:r>
+              <w:rPr>
+                <w:rFonts w:ascii="Times New Roman" w:hAnsi="Times New Roman" w:cs="Times New Roman"/>
                 <w:sz w:val="18"/>
                 <w:szCs w:val="18"/>
                 <w:lang w:val="ru-KZ"/>
               </w:rPr>
-            </w:pPr>
+              <w:t>{{CLIENT_FULL_NAME}}</w:t>
+            </w:r>
           </w:p>
           <w:p>
             <w:pPr>
@@ -11130,7 +11131,10 @@
                 <w:lang w:val="ru-KZ"/>
               </w:rPr>
             </w:pPr>
-            <w:r>
+          </w:p>
+          <w:p>
+            <w:pPr>
+              <w:pStyle w:val="NoSpacing"/>
               <w:rPr>
                 <w:rFonts w:ascii="Times New Roman" w:hAnsi="Times New Roman" w:cs="Times New Roman"/>
                 <w:b/>
@@ -11139,12 +11143,8 @@
                 <w:szCs w:val="18"/>
                 <w:lang w:val="ru-KZ"/>
               </w:rPr>
-              <w:t>ИИН / ЖСН: {{CLIENT_IIN}}</w:t>
-            </w:r>
-          </w:p>
-          <w:p>
-            <w:pPr>
-              <w:pStyle w:val="NoSpacing"/>
+            </w:pPr>
+            <w:r>
               <w:rPr>
                 <w:rFonts w:ascii="Times New Roman" w:hAnsi="Times New Roman" w:cs="Times New Roman"/>
                 <w:b/>
@@ -11153,21 +11153,21 @@
                 <w:szCs w:val="18"/>
                 <w:lang w:val="ru-KZ"/>
               </w:rPr>
-            </w:pPr>
-          </w:p>
-          <w:p>
-            <w:pPr>
-              <w:pStyle w:val="NoSpacing"/>
-              <w:rPr>
-                <w:rFonts w:ascii="Times New Roman" w:hAnsi="Times New Roman" w:cs="Times New Roman"/>
-                <w:b/>
-                <w:bCs/>
+              <w:t xml:space="preserve">ИИН / ЖСН: </w:t>
+            </w:r>
+            <w:r>
+              <w:rPr>
+                <w:rFonts w:ascii="Times New Roman" w:hAnsi="Times New Roman" w:cs="Times New Roman"/>
                 <w:sz w:val="18"/>
                 <w:szCs w:val="18"/>
                 <w:lang w:val="ru-KZ"/>
               </w:rPr>
-            </w:pPr>
-            <w:r>
+              <w:t>{{CLIENT_IIN}}</w:t>
+            </w:r>
+          </w:p>
+          <w:p>
+            <w:pPr>
+              <w:pStyle w:val="NoSpacing"/>
               <w:rPr>
                 <w:rFonts w:ascii="Times New Roman" w:hAnsi="Times New Roman" w:cs="Times New Roman"/>
                 <w:b/>
@@ -11176,8 +11176,7 @@
                 <w:szCs w:val="18"/>
                 <w:lang w:val="ru-KZ"/>
               </w:rPr>
-              <w:t>Адрес / Мекенжайы: {{CLIENT_ADDRESS}}</w:t>
-            </w:r>
+            </w:pPr>
           </w:p>
           <w:p>
             <w:pPr>
@@ -11191,10 +11190,7 @@
                 <w:lang w:val="ru-KZ"/>
               </w:rPr>
             </w:pPr>
-          </w:p>
-          <w:p>
-            <w:pPr>
-              <w:pStyle w:val="NoSpacing"/>
+            <w:r>
               <w:rPr>
                 <w:rFonts w:ascii="Times New Roman" w:hAnsi="Times New Roman" w:cs="Times New Roman"/>
                 <w:b/>
@@ -11203,17 +11199,16 @@
                 <w:szCs w:val="18"/>
                 <w:lang w:val="ru-KZ"/>
               </w:rPr>
-            </w:pPr>
-            <w:r>
-              <w:rPr>
-                <w:rFonts w:ascii="Times New Roman" w:hAnsi="Times New Roman" w:cs="Times New Roman"/>
-                <w:b/>
-                <w:bCs/>
+              <w:t xml:space="preserve">Адрес / Мекенжайы: </w:t>
+            </w:r>
+            <w:r>
+              <w:rPr>
+                <w:rFonts w:ascii="Times New Roman" w:hAnsi="Times New Roman" w:cs="Times New Roman"/>
                 <w:sz w:val="18"/>
                 <w:szCs w:val="18"/>
                 <w:lang w:val="ru-KZ"/>
               </w:rPr>
-              <w:t>Э-мейл: {{CLIENT_EMAIL}}</w:t>
+              <w:t>{{CLIENT_ADDRESS}}</w:t>
             </w:r>
           </w:p>
           <w:p>
@@ -11250,7 +11245,62 @@
                 <w:szCs w:val="18"/>
                 <w:lang w:val="ru-KZ"/>
               </w:rPr>
-              <w:t>Телефон: {{CLIENT_PHONE}}</w:t>
+              <w:t xml:space="preserve">Э-мейл: </w:t>
+            </w:r>
+            <w:r>
+              <w:rPr>
+                <w:rFonts w:ascii="Times New Roman" w:hAnsi="Times New Roman" w:cs="Times New Roman"/>
+                <w:sz w:val="18"/>
+                <w:szCs w:val="18"/>
+                <w:lang w:val="ru-KZ"/>
+              </w:rPr>
+              <w:t>{{CLIENT_EMAIL}}</w:t>
+            </w:r>
+          </w:p>
+          <w:p>
+            <w:pPr>
+              <w:pStyle w:val="NoSpacing"/>
+              <w:rPr>
+                <w:rFonts w:ascii="Times New Roman" w:hAnsi="Times New Roman" w:cs="Times New Roman"/>
+                <w:b/>
+                <w:bCs/>
+                <w:sz w:val="18"/>
+                <w:szCs w:val="18"/>
+                <w:lang w:val="ru-KZ"/>
+              </w:rPr>
+            </w:pPr>
+          </w:p>
+          <w:p>
+            <w:pPr>
+              <w:pStyle w:val="NoSpacing"/>
+              <w:rPr>
+                <w:rFonts w:ascii="Times New Roman" w:hAnsi="Times New Roman" w:cs="Times New Roman"/>
+                <w:b/>
+                <w:bCs/>
+                <w:sz w:val="18"/>
+                <w:szCs w:val="18"/>
+                <w:lang w:val="ru-KZ"/>
+              </w:rPr>
+            </w:pPr>
+            <w:r>
+              <w:rPr>
+                <w:rFonts w:ascii="Times New Roman" w:hAnsi="Times New Roman" w:cs="Times New Roman"/>
+                <w:b/>
+                <w:bCs/>
+                <w:sz w:val="18"/>
+                <w:szCs w:val="18"/>
+                <w:lang w:val="ru-KZ"/>
+              </w:rPr>
+              <w:t xml:space="preserve">Телефон: </w:t>
+            </w:r>
+            <w:r>
+              <w:rPr>
+                <w:rFonts w:ascii="Times New Roman" w:hAnsi="Times New Roman" w:cs="Times New Roman"/>
+                <w:sz w:val="18"/>
+                <w:szCs w:val="18"/>
+                <w:lang w:val="ru-KZ"/>
+              </w:rPr>
+              <w:t>{{CLIENT_PHONE}}</w:t>
             </w:r>
           </w:p>
           <w:p>
@@ -13864,6 +13914,7 @@
                 <w:sz w:val="18"/>
                 <w:szCs w:val="18"/>
               </w:rPr>
+              <w:lastRenderedPageBreak/>
               <w:t>Ақылы қызмет көрсету шартына</w:t>
             </w:r>
           </w:p>
@@ -15367,7 +15418,7 @@
                 <w:rFonts w:ascii="Times New Roman" w:hAnsi="Times New Roman" w:cs="Times New Roman"/>
                 <w:sz w:val="19"/>
                 <w:szCs w:val="19"/>
-                <w:lang w:val="en-US" w:eastAsia="ru-RU"/>
+                <w:lang w:eastAsia="ru-RU"/>
               </w:rPr>
               <w:t xml:space="preserve"> </w:t>
             </w:r>
@@ -15519,16 +15570,7 @@
                 <w:szCs w:val="18"/>
                 <w:lang w:val="en-US"/>
               </w:rPr>
-              <w:t>}}</w:t>
-            </w:r>
-            <w:r>
-              <w:rPr>
-                <w:rFonts w:ascii="Times New Roman" w:hAnsi="Times New Roman" w:cs="Times New Roman"/>
-                <w:sz w:val="18"/>
-                <w:szCs w:val="18"/>
-                <w:lang w:val="en-US"/>
-              </w:rPr>
-              <w:t xml:space="preserve">  _</w:t>
+              <w:t>}}  _</w:t>
             </w:r>
             <w:proofErr w:type="gramEnd"/>
             <w:r>
@@ -17504,6 +17546,7 @@
                 <w:sz w:val="18"/>
                 <w:szCs w:val="18"/>
               </w:rPr>
+              <w:lastRenderedPageBreak/>
               <w:t>Ақылы қызмет көрсету шартына</w:t>
             </w:r>
           </w:p>
@@ -18680,157 +18723,298 @@
                 <w:rFonts w:ascii="Times New Roman" w:hAnsi="Times New Roman" w:cs="Times New Roman"/>
                 <w:sz w:val="18"/>
                 <w:szCs w:val="18"/>
-              </w:rPr>
-            </w:pPr>
-            <w:r>
-              <w:rPr>
-                <w:rFonts w:ascii="Times New Roman" w:hAnsi="Times New Roman" w:cs="Times New Roman"/>
-                <w:b/>
-                <w:bCs/>
-                <w:sz w:val="18"/>
-                <w:szCs w:val="18"/>
-              </w:rPr>
-              <w:t>Ф.И.О. / Т.А.Ә.:</w:t>
-            </w:r>
-            <w:r>
-              <w:rPr>
-                <w:rFonts w:ascii="Times New Roman" w:hAnsi="Times New Roman" w:cs="Times New Roman"/>
-                <w:sz w:val="18"/>
-                <w:szCs w:val="18"/>
-              </w:rPr>
-              <w:t xml:space="preserve"> _________________________________________ </w:t>
-            </w:r>
-          </w:p>
-          <w:p>
-            <w:pPr>
-              <w:pStyle w:val="NoSpacing"/>
-              <w:jc w:val="both"/>
-              <w:rPr>
-                <w:rFonts w:ascii="Times New Roman" w:hAnsi="Times New Roman" w:cs="Times New Roman"/>
-                <w:sz w:val="18"/>
-                <w:szCs w:val="18"/>
-              </w:rPr>
-            </w:pPr>
-          </w:p>
-          <w:p>
-            <w:pPr>
-              <w:pStyle w:val="NoSpacing"/>
-              <w:jc w:val="both"/>
-              <w:rPr>
-                <w:rFonts w:ascii="Times New Roman" w:hAnsi="Times New Roman" w:cs="Times New Roman"/>
-                <w:sz w:val="18"/>
-                <w:szCs w:val="18"/>
-              </w:rPr>
-            </w:pPr>
-            <w:r>
-              <w:rPr>
-                <w:rFonts w:ascii="Times New Roman" w:hAnsi="Times New Roman" w:cs="Times New Roman"/>
-                <w:sz w:val="18"/>
-                <w:szCs w:val="18"/>
-              </w:rPr>
-              <w:t>____________</w:t>
-            </w:r>
-            <w:r>
-              <w:rPr>
-                <w:rFonts w:ascii="Times New Roman" w:hAnsi="Times New Roman" w:cs="Times New Roman"/>
-                <w:sz w:val="18"/>
-                <w:szCs w:val="18"/>
-              </w:rPr>
-              <w:t>_________</w:t>
-            </w:r>
-            <w:r>
-              <w:rPr>
-                <w:rFonts w:ascii="Times New Roman" w:hAnsi="Times New Roman" w:cs="Times New Roman"/>
-                <w:sz w:val="18"/>
-                <w:szCs w:val="18"/>
-              </w:rPr>
-              <w:t>___________________</w:t>
-            </w:r>
-            <w:r>
-              <w:rPr>
-                <w:rFonts w:ascii="Times New Roman" w:hAnsi="Times New Roman" w:cs="Times New Roman"/>
-                <w:sz w:val="18"/>
-                <w:szCs w:val="18"/>
-              </w:rPr>
-              <w:t>_______</w:t>
-            </w:r>
-            <w:r>
-              <w:rPr>
-                <w:rFonts w:ascii="Times New Roman" w:hAnsi="Times New Roman" w:cs="Times New Roman"/>
-                <w:sz w:val="18"/>
-                <w:szCs w:val="18"/>
-              </w:rPr>
-              <w:t>_________</w:t>
-            </w:r>
-          </w:p>
-          <w:p>
-            <w:pPr>
-              <w:pStyle w:val="NoSpacing"/>
-              <w:jc w:val="both"/>
-              <w:rPr>
-                <w:rFonts w:ascii="Times New Roman" w:hAnsi="Times New Roman" w:cs="Times New Roman"/>
-                <w:sz w:val="18"/>
-                <w:szCs w:val="18"/>
-              </w:rPr>
-            </w:pPr>
-          </w:p>
-          <w:p>
-            <w:pPr>
-              <w:pStyle w:val="NoSpacing"/>
-              <w:jc w:val="both"/>
-              <w:rPr>
-                <w:rFonts w:ascii="Times New Roman" w:hAnsi="Times New Roman" w:cs="Times New Roman"/>
-                <w:sz w:val="18"/>
-                <w:szCs w:val="18"/>
-              </w:rPr>
-            </w:pPr>
-            <w:r>
-              <w:rPr>
-                <w:rFonts w:ascii="Times New Roman" w:hAnsi="Times New Roman" w:cs="Times New Roman"/>
-                <w:b/>
-                <w:bCs/>
-                <w:sz w:val="18"/>
-                <w:szCs w:val="18"/>
-              </w:rPr>
-              <w:t xml:space="preserve">ИИН / ЖСН: </w:t>
-            </w:r>
-            <w:r>
-              <w:rPr>
-                <w:rFonts w:ascii="Times New Roman" w:hAnsi="Times New Roman" w:cs="Times New Roman"/>
-                <w:sz w:val="18"/>
-                <w:szCs w:val="18"/>
-              </w:rPr>
-              <w:t>____________________________________________</w:t>
-            </w:r>
-          </w:p>
-          <w:p>
-            <w:pPr>
-              <w:pStyle w:val="NoSpacing"/>
-              <w:jc w:val="both"/>
-              <w:rPr>
-                <w:rFonts w:ascii="Times New Roman" w:hAnsi="Times New Roman" w:cs="Times New Roman"/>
-                <w:sz w:val="18"/>
-                <w:szCs w:val="18"/>
-              </w:rPr>
-            </w:pPr>
-          </w:p>
-          <w:p>
-            <w:pPr>
-              <w:pStyle w:val="NoSpacing"/>
-              <w:jc w:val="both"/>
-              <w:rPr>
-                <w:rFonts w:ascii="Times New Roman" w:hAnsi="Times New Roman" w:cs="Times New Roman"/>
-                <w:sz w:val="18"/>
-                <w:szCs w:val="18"/>
-              </w:rPr>
-            </w:pPr>
-            <w:r>
-              <w:rPr>
-                <w:rFonts w:ascii="Times New Roman" w:hAnsi="Times New Roman" w:cs="Times New Roman"/>
-                <w:sz w:val="18"/>
-                <w:szCs w:val="18"/>
-              </w:rPr>
-              <w:t>_______________________________________  ________________</w:t>
+                <w:lang w:val="en-US"/>
+              </w:rPr>
+            </w:pPr>
+            <w:r>
+              <w:rPr>
+                <w:rFonts w:ascii="Times New Roman" w:hAnsi="Times New Roman" w:cs="Times New Roman"/>
+                <w:b/>
+                <w:bCs/>
+                <w:sz w:val="18"/>
+                <w:szCs w:val="18"/>
+              </w:rPr>
+              <w:t>Ф</w:t>
+            </w:r>
+            <w:r>
+              <w:rPr>
+                <w:rFonts w:ascii="Times New Roman" w:hAnsi="Times New Roman" w:cs="Times New Roman"/>
+                <w:b/>
+                <w:bCs/>
+                <w:sz w:val="18"/>
+                <w:szCs w:val="18"/>
+                <w:lang w:val="en-US"/>
+              </w:rPr>
+              <w:t>.</w:t>
+            </w:r>
+            <w:r>
+              <w:rPr>
+                <w:rFonts w:ascii="Times New Roman" w:hAnsi="Times New Roman" w:cs="Times New Roman"/>
+                <w:b/>
+                <w:bCs/>
+                <w:sz w:val="18"/>
+                <w:szCs w:val="18"/>
+              </w:rPr>
+              <w:t>И</w:t>
+            </w:r>
+            <w:r>
+              <w:rPr>
+                <w:rFonts w:ascii="Times New Roman" w:hAnsi="Times New Roman" w:cs="Times New Roman"/>
+                <w:b/>
+                <w:bCs/>
+                <w:sz w:val="18"/>
+                <w:szCs w:val="18"/>
+                <w:lang w:val="en-US"/>
+              </w:rPr>
+              <w:t>.</w:t>
+            </w:r>
+            <w:r>
+              <w:rPr>
+                <w:rFonts w:ascii="Times New Roman" w:hAnsi="Times New Roman" w:cs="Times New Roman"/>
+                <w:b/>
+                <w:bCs/>
+                <w:sz w:val="18"/>
+                <w:szCs w:val="18"/>
+              </w:rPr>
+              <w:t>О</w:t>
+            </w:r>
+            <w:r>
+              <w:rPr>
+                <w:rFonts w:ascii="Times New Roman" w:hAnsi="Times New Roman" w:cs="Times New Roman"/>
+                <w:b/>
+                <w:bCs/>
+                <w:sz w:val="18"/>
+                <w:szCs w:val="18"/>
+                <w:lang w:val="en-US"/>
+              </w:rPr>
+              <w:t xml:space="preserve">. / </w:t>
+            </w:r>
+            <w:r>
+              <w:rPr>
+                <w:rFonts w:ascii="Times New Roman" w:hAnsi="Times New Roman" w:cs="Times New Roman"/>
+                <w:b/>
+                <w:bCs/>
+                <w:sz w:val="18"/>
+                <w:szCs w:val="18"/>
+              </w:rPr>
+              <w:t>Т</w:t>
+            </w:r>
+            <w:r>
+              <w:rPr>
+                <w:rFonts w:ascii="Times New Roman" w:hAnsi="Times New Roman" w:cs="Times New Roman"/>
+                <w:b/>
+                <w:bCs/>
+                <w:sz w:val="18"/>
+                <w:szCs w:val="18"/>
+                <w:lang w:val="en-US"/>
+              </w:rPr>
+              <w:t>.</w:t>
+            </w:r>
+            <w:r>
+              <w:rPr>
+                <w:rFonts w:ascii="Times New Roman" w:hAnsi="Times New Roman" w:cs="Times New Roman"/>
+                <w:b/>
+                <w:bCs/>
+                <w:sz w:val="18"/>
+                <w:szCs w:val="18"/>
+              </w:rPr>
+              <w:t>А</w:t>
+            </w:r>
+            <w:r>
+              <w:rPr>
+                <w:rFonts w:ascii="Times New Roman" w:hAnsi="Times New Roman" w:cs="Times New Roman"/>
+                <w:b/>
+                <w:bCs/>
+                <w:sz w:val="18"/>
+                <w:szCs w:val="18"/>
+                <w:lang w:val="en-US"/>
+              </w:rPr>
+              <w:t>.</w:t>
+            </w:r>
+            <w:r>
+              <w:rPr>
+                <w:rFonts w:ascii="Times New Roman" w:hAnsi="Times New Roman" w:cs="Times New Roman"/>
+                <w:b/>
+                <w:bCs/>
+                <w:sz w:val="18"/>
+                <w:szCs w:val="18"/>
+              </w:rPr>
+              <w:t>Ә</w:t>
+            </w:r>
+            <w:r>
+              <w:rPr>
+                <w:rFonts w:ascii="Times New Roman" w:hAnsi="Times New Roman" w:cs="Times New Roman"/>
+                <w:b/>
+                <w:bCs/>
+                <w:sz w:val="18"/>
+                <w:szCs w:val="18"/>
+                <w:lang w:val="en-US"/>
+              </w:rPr>
+              <w:t>.:</w:t>
+            </w:r>
+            <w:r>
+              <w:rPr>
+                <w:rFonts w:ascii="Times New Roman" w:hAnsi="Times New Roman" w:cs="Times New Roman"/>
+                <w:sz w:val="18"/>
+                <w:szCs w:val="18"/>
+                <w:lang w:val="en-US"/>
+              </w:rPr>
+              <w:t xml:space="preserve"> </w:t>
+            </w:r>
+            <w:r>
+              <w:rPr>
+                <w:rFonts w:ascii="Times New Roman" w:hAnsi="Times New Roman" w:cs="Times New Roman"/>
+                <w:sz w:val="18"/>
+                <w:szCs w:val="18"/>
+                <w:lang w:val="ru-KZ" w:eastAsia="ru-RU"/>
+              </w:rPr>
+              <w:t>{{CLIENT_FULL_NAME}}</w:t>
+            </w:r>
+          </w:p>
+          <w:p>
+            <w:pPr>
+              <w:pStyle w:val="NoSpacing"/>
+              <w:jc w:val="both"/>
+              <w:rPr>
+                <w:rFonts w:ascii="Times New Roman" w:hAnsi="Times New Roman" w:cs="Times New Roman"/>
+                <w:sz w:val="18"/>
+                <w:szCs w:val="18"/>
+                <w:lang w:val="en-US"/>
+              </w:rPr>
+            </w:pPr>
+          </w:p>
+          <w:p>
+            <w:pPr>
+              <w:pStyle w:val="NoSpacing"/>
+              <w:jc w:val="both"/>
+              <w:rPr>
+                <w:rFonts w:ascii="Times New Roman" w:hAnsi="Times New Roman" w:cs="Times New Roman"/>
+                <w:sz w:val="18"/>
+                <w:szCs w:val="18"/>
+                <w:lang w:val="en-US"/>
+              </w:rPr>
+            </w:pPr>
+            <w:r>
+              <w:rPr>
+                <w:rFonts w:ascii="Times New Roman" w:hAnsi="Times New Roman" w:cs="Times New Roman"/>
+                <w:b/>
+                <w:bCs/>
+                <w:sz w:val="18"/>
+                <w:szCs w:val="18"/>
+              </w:rPr>
+              <w:t>ИИН</w:t>
+            </w:r>
+            <w:r>
+              <w:rPr>
+                <w:rFonts w:ascii="Times New Roman" w:hAnsi="Times New Roman" w:cs="Times New Roman"/>
+                <w:b/>
+                <w:bCs/>
+                <w:sz w:val="18"/>
+                <w:szCs w:val="18"/>
+                <w:lang w:val="en-US"/>
+              </w:rPr>
+              <w:t xml:space="preserve"> / </w:t>
+            </w:r>
+            <w:r>
+              <w:rPr>
+                <w:rFonts w:ascii="Times New Roman" w:hAnsi="Times New Roman" w:cs="Times New Roman"/>
+                <w:b/>
+                <w:bCs/>
+                <w:sz w:val="18"/>
+                <w:szCs w:val="18"/>
+              </w:rPr>
+              <w:t>ЖСН</w:t>
+            </w:r>
+            <w:r>
+              <w:rPr>
+                <w:rFonts w:ascii="Times New Roman" w:hAnsi="Times New Roman" w:cs="Times New Roman"/>
+                <w:b/>
+                <w:bCs/>
+                <w:sz w:val="18"/>
+                <w:szCs w:val="18"/>
+                <w:lang w:val="en-US"/>
+              </w:rPr>
+              <w:t>:</w:t>
+            </w:r>
+            <w:r>
+              <w:rPr>
+                <w:rFonts w:ascii="Times New Roman" w:hAnsi="Times New Roman" w:cs="Times New Roman"/>
+                <w:sz w:val="18"/>
+                <w:szCs w:val="18"/>
+                <w:lang w:val="ru-KZ" w:eastAsia="ru-RU"/>
+              </w:rPr>
+              <w:t xml:space="preserve"> </w:t>
+            </w:r>
+            <w:r>
+              <w:rPr>
+                <w:rFonts w:ascii="Times New Roman" w:hAnsi="Times New Roman" w:cs="Times New Roman"/>
+                <w:sz w:val="18"/>
+                <w:szCs w:val="18"/>
+                <w:lang w:val="ru-KZ" w:eastAsia="ru-RU"/>
+              </w:rPr>
+              <w:t>{{CLIENT_IIN}}</w:t>
+            </w:r>
+          </w:p>
+          <w:p>
+            <w:pPr>
+              <w:pStyle w:val="NoSpacing"/>
+              <w:jc w:val="both"/>
+              <w:rPr>
+                <w:rFonts w:ascii="Times New Roman" w:hAnsi="Times New Roman" w:cs="Times New Roman"/>
+                <w:sz w:val="18"/>
+                <w:szCs w:val="18"/>
+                <w:lang w:val="en-US"/>
+              </w:rPr>
+            </w:pPr>
+          </w:p>
+          <w:p>
+            <w:pPr>
+              <w:pStyle w:val="NoSpacing"/>
+              <w:jc w:val="both"/>
+              <w:rPr>
+                <w:rFonts w:ascii="Times New Roman" w:hAnsi="Times New Roman" w:cs="Times New Roman"/>
+                <w:sz w:val="18"/>
+                <w:szCs w:val="18"/>
+                <w:lang w:val="en-US"/>
+              </w:rPr>
+            </w:pPr>
+            <w:r>
+              <w:rPr>
+                <w:rFonts w:ascii="Times New Roman" w:hAnsi="Times New Roman" w:cs="Times New Roman"/>
+                <w:sz w:val="18"/>
+                <w:szCs w:val="18"/>
+                <w:lang w:val="en-US"/>
+              </w:rPr>
+              <w:t>{{CLIENT_LAST_NAME_INITIALS</w:t>
+            </w:r>
+            <w:proofErr w:type="gramStart"/>
+            <w:r>
+              <w:rPr>
+                <w:rFonts w:ascii="Times New Roman" w:hAnsi="Times New Roman" w:cs="Times New Roman"/>
+                <w:sz w:val="18"/>
+                <w:szCs w:val="18"/>
+                <w:lang w:val="en-US"/>
+              </w:rPr>
+              <w:t>}}</w:t>
+            </w:r>
+            <w:r>
+              <w:rPr>
+                <w:rFonts w:ascii="Times New Roman" w:hAnsi="Times New Roman" w:cs="Times New Roman"/>
+                <w:sz w:val="18"/>
+                <w:szCs w:val="18"/>
+                <w:lang w:val="en-US"/>
+              </w:rPr>
+              <w:t xml:space="preserve">  _</w:t>
+            </w:r>
+            <w:proofErr w:type="gramEnd"/>
+            <w:r>
+              <w:rPr>
+                <w:rFonts w:ascii="Times New Roman" w:hAnsi="Times New Roman" w:cs="Times New Roman"/>
+                <w:sz w:val="18"/>
+                <w:szCs w:val="18"/>
+                <w:lang w:val="en-US"/>
+              </w:rPr>
+              <w:t>_______________</w:t>
             </w:r>
           </w:p>
           <w:p>
@@ -18849,36 +19033,8 @@
                 <w:rFonts w:ascii="Times New Roman" w:hAnsi="Times New Roman" w:cs="Times New Roman"/>
                 <w:sz w:val="18"/>
                 <w:szCs w:val="18"/>
-                <w:lang w:val="ru-RU"/>
-              </w:rPr>
-              <w:t xml:space="preserve"> </w:t>
-            </w:r>
-            <w:r>
-              <w:rPr>
-                <w:rFonts w:ascii="Times New Roman" w:hAnsi="Times New Roman" w:cs="Times New Roman"/>
-                <w:sz w:val="18"/>
-                <w:szCs w:val="18"/>
-                <w:lang w:val="ru-RU"/>
-              </w:rPr>
-              <w:t xml:space="preserve">       </w:t>
-            </w:r>
-            <w:r>
-              <w:rPr>
-                <w:rFonts w:ascii="Times New Roman" w:hAnsi="Times New Roman" w:cs="Times New Roman"/>
-                <w:sz w:val="18"/>
-                <w:szCs w:val="18"/>
-                <w:lang w:val="ru-RU"/>
-              </w:rPr>
-              <w:t xml:space="preserve"> </w:t>
-            </w:r>
-            <w:r>
-              <w:rPr>
-                <w:rFonts w:ascii="Times New Roman" w:hAnsi="Times New Roman" w:cs="Times New Roman"/>
-                <w:sz w:val="18"/>
-                <w:szCs w:val="18"/>
-                <w:lang w:val="ru-RU"/>
-              </w:rPr>
-              <w:t xml:space="preserve"> </w:t>
+              </w:rPr>
+              <w:t xml:space="preserve">          </w:t>
             </w:r>
             <w:r>
               <w:rPr>
@@ -18929,7 +19085,7 @@
                 <w:vertAlign w:val="superscript"/>
                 <w:lang w:val="ru-RU"/>
               </w:rPr>
-              <w:t xml:space="preserve">                                                         </w:t>
+              <w:t xml:space="preserve">                  </w:t>
             </w:r>
             <w:r>
               <w:rPr>
@@ -19960,6 +20116,7 @@
   <w:style w:type="character" w:default="1" w:styleId="DefaultParagraphFont">
     <w:name w:val="Default Paragraph Font"/>
     <w:uiPriority w:val="1"/>
+    <w:semiHidden/>
     <w:unhideWhenUsed/>
   </w:style>
   <w:style w:type="table" w:default="1" w:styleId="TableNormal">
